--- a/Tables/Apply_Styles_For_Inserted_Tables/.NET/Apply-Styles-For-Inserted-Tables/Output/Result.docx
+++ b/Tables/Apply_Styles_For_Inserted_Tables/.NET/Apply-Styles-For-Inserted-Tables/Output/Result.docx
@@ -1,77 +1,44 @@
 
 <file path=word/document.xml><?xml version="1.0" encoding="utf-8"?>
-<w:document xmlns:wpc="http://schemas.microsoft.com/office/word/2010/wordprocessingCanvas" xmlns:mc="http://schemas.openxmlformats.org/markup-compatibility/2006" xmlns:o="urn:schemas-microsoft-com:office:office" xmlns:r="http://schemas.openxmlformats.org/officeDocument/2006/relationships" xmlns:m="http://schemas.openxmlformats.org/officeDocument/2006/math" xmlns:v="urn:schemas-microsoft-com:vml" xmlns:wp14="http://schemas.microsoft.com/office/word/2010/wordprocessingDrawing" xmlns:wp="http://schemas.openxmlformats.org/drawingml/2006/wordprocessingDrawing" xmlns:w="http://schemas.openxmlformats.org/wordprocessingml/2006/main" xmlns:w10="urn:schemas-microsoft-com:office:word" xmlns:w14="http://schemas.microsoft.com/office/word/2010/wordml" xmlns:w15="http://schemas.microsoft.com/office/word/2012/wordml" xmlns:wpg="http://schemas.microsoft.com/office/word/2010/wordprocessingGroup" xmlns:wpi="http://schemas.microsoft.com/office/word/2010/wordprocessingInk" xmlns:wne="http://schemas.microsoft.com/office/word/2006/wordml" xmlns:wps="http://schemas.microsoft.com/office/word/2010/wordprocessingShape" xmlns:cx="http://schemas.microsoft.com/office/drawing/2014/chartex" xmlns:aink="http://schemas.microsoft.com/office/drawing/2016/ink" xmlns:am3d="http://schemas.microsoft.com/office/drawing/2017/model3d" xmlns:w16cex="http://schemas.microsoft.com/office/word/2018/wordml/cex" xmlns:w16cid="http://schemas.microsoft.com/office/word/2016/wordml/cid" xmlns:w16sdtdh="http://schemas.microsoft.com/office/word/2020/wordml/sdtdatahash" xmlns:w16se="http://schemas.microsoft.com/office/word/2015/wordml/symex" xmlns:w16="http://schemas.microsoft.com/office/word/2018/wordml" xmlns:c="http://schemas.openxmlformats.org/drawingml/2006/chart" mc:Ignorable="w14 w15 w16se w16cid w16 w16cex w16sdtdh wp14">
+<w:document xmlns:wpc="http://schemas.microsoft.com/office/word/2010/wordprocessingCanvas" xmlns:cx="http://schemas.microsoft.com/office/drawing/2014/chartex" xmlns:cx1="http://schemas.microsoft.com/office/drawing/2015/9/8/chartex" xmlns:cx2="http://schemas.microsoft.com/office/drawing/2015/10/21/chartex" xmlns:cx3="http://schemas.microsoft.com/office/drawing/2016/5/9/chartex" xmlns:cx4="http://schemas.microsoft.com/office/drawing/2016/5/10/chartex" xmlns:cx5="http://schemas.microsoft.com/office/drawing/2016/5/11/chartex" xmlns:cx6="http://schemas.microsoft.com/office/drawing/2016/5/12/chartex" xmlns:cx7="http://schemas.microsoft.com/office/drawing/2016/5/13/chartex" xmlns:cx8="http://schemas.microsoft.com/office/drawing/2016/5/14/chartex" xmlns:mc="http://schemas.openxmlformats.org/markup-compatibility/2006" xmlns:aink="http://schemas.microsoft.com/office/drawing/2016/ink" xmlns:am3d="http://schemas.microsoft.com/office/drawing/2017/model3d" xmlns:o="urn:schemas-microsoft-com:office:office" xmlns:oel="http://schemas.microsoft.com/office/2019/extlst" xmlns:r="http://schemas.openxmlformats.org/officeDocument/2006/relationships" xmlns:m="http://schemas.openxmlformats.org/officeDocument/2006/math" xmlns:v="urn:schemas-microsoft-com:vml" xmlns:wp14="http://schemas.microsoft.com/office/word/2010/wordprocessingDrawing" xmlns:wp="http://schemas.openxmlformats.org/drawingml/2006/wordprocessingDrawing" xmlns:w10="urn:schemas-microsoft-com:office:word" xmlns:w="http://schemas.openxmlformats.org/wordprocessingml/2006/main" xmlns:w14="http://schemas.microsoft.com/office/word/2010/wordml" xmlns:w15="http://schemas.microsoft.com/office/word/2012/wordml" xmlns:w16cei="http://schemas.microsoft.com/office/word/2026/wordml/cei" xmlns:w16cex="http://schemas.microsoft.com/office/word/2018/wordml/cex" xmlns:w16cid="http://schemas.microsoft.com/office/word/2016/wordml/cid" xmlns:w16="http://schemas.microsoft.com/office/word/2018/wordml" xmlns:w16du="http://schemas.microsoft.com/office/word/2023/wordml/word16du" xmlns:w16sdtdh="http://schemas.microsoft.com/office/word/2020/wordml/sdtdatahash" xmlns:w16sdtfl="http://schemas.microsoft.com/office/word/2024/wordml/sdtformatlock" xmlns:w16se="http://schemas.microsoft.com/office/word/2015/wordml/symex" xmlns:wpg="http://schemas.microsoft.com/office/word/2010/wordprocessingGroup" xmlns:wpi="http://schemas.microsoft.com/office/word/2010/wordprocessingInk" xmlns:wne="http://schemas.microsoft.com/office/word/2006/wordml" xmlns:wps="http://schemas.microsoft.com/office/word/2010/wordprocessingShape" mc:Ignorable="w14 w15 w16se w16cid w16 w16cex w16sdtdh w16sdtfl w16du wp14">
   <w:body>
     <w:p>
       <w:pPr>
-        <w:pStyle w:val="berschrift1"/>
-        <w:spacing/>
-        <w:rPr/>
+        <w:pStyle w:val="Heading1"/>
       </w:pPr>
       <w:r>
-        <w:rPr/>
-        <w:t xml:space="preserve">Vertrag #12345</w:t>
+        <w:t>Contract #AC-2026-0847</w:t>
       </w:r>
     </w:p>
     <w:p>
       <w:pPr>
-        <w:pStyle w:val="berschrift2"/>
-        <w:spacing/>
-        <w:rPr/>
+        <w:pStyle w:val="Heading2"/>
       </w:pPr>
       <w:r>
-        <w:rPr/>
-        <w:t xml:space="preserve">Personendaten</w:t>
+        <w:t>Personendaten</w:t>
       </w:r>
     </w:p>
     <w:p>
-      <w:pPr>
-        <w:spacing/>
-        <w:rPr/>
-      </w:pPr>
       <w:r>
-        <w:rPr>
-          <w:b/>
-          <w:bCs/>
-        </w:rPr>
-        <w:t xml:space="preserve">Name:</w:t>
-      </w:r>
-      <w:r>
-        <w:rPr/>
-        <w:t xml:space="preserve"> Pascal Schwarz</w:t>
+        <w:t>Name: John Mitchell</w:t>
       </w:r>
     </w:p>
     <w:p>
-      <w:pPr>
-        <w:spacing/>
-        <w:rPr/>
-      </w:pPr>
       <w:r>
-        <w:rPr>
-          <w:b/>
-          <w:bCs/>
-        </w:rPr>
-        <w:t xml:space="preserve">Alter:</w:t>
-      </w:r>
-      <w:r>
-        <w:rPr/>
-        <w:t xml:space="preserve"> 29 Jahre</w:t>
+        <w:t>Age: 34 Years</w:t>
       </w:r>
     </w:p>
     <w:p>
       <w:pPr>
-        <w:pStyle w:val="berschrift2"/>
-        <w:spacing/>
-        <w:rPr/>
+        <w:pStyle w:val="Heading2"/>
       </w:pPr>
       <w:r>
-        <w:rPr/>
-        <w:t xml:space="preserve">Vertragsdaten</w:t>
+        <w:t>Vertragsdaten</w:t>
       </w:r>
     </w:p>
     <w:tbl>
       <w:tblPr>
-        <w:tblStyle w:val="Tabellenraster"/>
+        <w:tblStyle w:val="TableGrid"/>
         <w:tblW w:w="0" w:type="auto"/>
         <w:tblLook w:val="04A0" w:firstRow="1" w:lastRow="0" w:firstColumn="1" w:lastColumn="0" w:noHBand="0" w:noVBand="1"/>
       </w:tblPr>
@@ -83,377 +50,221 @@
         <w:gridCol w:w="1803"/>
       </w:tblGrid>
       <w:tr>
-        <w:trPr/>
-        <w:tc>
-          <w:tcPr>
-            <w:tcW w:type="dxa" w:w="1802"/>
-            <w:tcBorders/>
-          </w:tcPr>
-          <w:p>
-            <w:pPr>
-              <w:spacing/>
-              <w:rPr/>
-            </w:pPr>
-            <w:r>
-              <w:rPr/>
-              <w:t xml:space="preserve">Nummer</w:t>
-            </w:r>
-          </w:p>
-        </w:tc>
-        <w:tc>
-          <w:tcPr>
-            <w:tcW w:type="dxa" w:w="1802"/>
-            <w:tcBorders/>
-          </w:tcPr>
-          <w:p>
-            <w:pPr>
-              <w:spacing/>
-              <w:rPr/>
-            </w:pPr>
-            <w:r>
-              <w:rPr/>
-              <w:t xml:space="preserve">Name</w:t>
-            </w:r>
-          </w:p>
-        </w:tc>
-        <w:tc>
-          <w:tcPr>
-            <w:tcW w:type="dxa" w:w="1802"/>
-            <w:tcBorders/>
-          </w:tcPr>
-          <w:p>
-            <w:pPr>
-              <w:spacing/>
-              <w:rPr/>
-            </w:pPr>
-            <w:r>
-              <w:rPr/>
-              <w:t xml:space="preserve">Abschluss</w:t>
-            </w:r>
-          </w:p>
-        </w:tc>
-        <w:tc>
-          <w:tcPr>
-            <w:tcW w:type="dxa" w:w="1803"/>
-            <w:tcBorders/>
-          </w:tcPr>
-          <w:p>
-            <w:pPr>
-              <w:spacing/>
-              <w:rPr/>
-            </w:pPr>
-            <w:r>
-              <w:rPr/>
-              <w:t xml:space="preserve">Dauer</w:t>
-            </w:r>
-          </w:p>
-        </w:tc>
-        <w:tc>
-          <w:tcPr>
-            <w:tcW w:type="dxa" w:w="1803"/>
-            <w:tcBorders/>
-          </w:tcPr>
-          <w:p>
-            <w:pPr>
-              <w:spacing/>
-              <w:rPr/>
-            </w:pPr>
-            <w:r>
-              <w:rPr/>
-              <w:t xml:space="preserve">Extras</w:t>
+        <w:tc>
+          <w:tcPr>
+            <w:tcW w:w="1802" w:type="dxa"/>
+          </w:tcPr>
+          <w:p>
+            <w:r>
+              <w:t>Nummer</w:t>
+            </w:r>
+          </w:p>
+        </w:tc>
+        <w:tc>
+          <w:tcPr>
+            <w:tcW w:w="1802" w:type="dxa"/>
+          </w:tcPr>
+          <w:p>
+            <w:r>
+              <w:t>Name</w:t>
+            </w:r>
+          </w:p>
+        </w:tc>
+        <w:tc>
+          <w:tcPr>
+            <w:tcW w:w="1802" w:type="dxa"/>
+          </w:tcPr>
+          <w:p>
+            <w:r>
+              <w:t>Abschluss</w:t>
+            </w:r>
+          </w:p>
+        </w:tc>
+        <w:tc>
+          <w:tcPr>
+            <w:tcW w:w="1803" w:type="dxa"/>
+          </w:tcPr>
+          <w:p>
+            <w:r>
+              <w:t>Dauer</w:t>
+            </w:r>
+          </w:p>
+        </w:tc>
+        <w:tc>
+          <w:tcPr>
+            <w:tcW w:w="1803" w:type="dxa"/>
+          </w:tcPr>
+          <w:p>
+            <w:r>
+              <w:t>Extras</w:t>
             </w:r>
           </w:p>
         </w:tc>
       </w:tr>
       <w:tr>
-        <w:trPr/>
-        <w:tc>
-          <w:tcPr>
-            <w:tcW w:type="dxa" w:w="1802"/>
-            <w:tcBorders/>
-          </w:tcPr>
-          <w:p>
-            <w:pPr>
-              <w:spacing/>
-              <w:rPr/>
-            </w:pPr>
-            <w:r>
-              <w:rPr/>
-              <w:t xml:space="preserve">1</w:t>
-            </w:r>
-          </w:p>
-        </w:tc>
-        <w:tc>
-          <w:tcPr>
-            <w:tcW w:type="dxa" w:w="1802"/>
-            <w:tcBorders/>
-          </w:tcPr>
-          <w:p>
-            <w:pPr>
-              <w:spacing/>
-              <w:rPr/>
-            </w:pPr>
-            <w:r>
-              <w:rPr/>
-              <w:t xml:space="preserve">Vertrag 1</w:t>
-            </w:r>
-          </w:p>
-        </w:tc>
-        <w:tc>
-          <w:tcPr>
-            <w:tcW w:type="dxa" w:w="1802"/>
-            <w:tcBorders/>
-          </w:tcPr>
-          <w:p>
-            <w:pPr>
-              <w:spacing/>
-              <w:rPr/>
-            </w:pPr>
-            <w:r>
-              <w:rPr/>
-              <w:t xml:space="preserve">15.08.2023</w:t>
-            </w:r>
-          </w:p>
-        </w:tc>
-        <w:tc>
-          <w:tcPr>
-            <w:tcW w:type="dxa" w:w="1803"/>
-            <w:tcBorders/>
-          </w:tcPr>
-          <w:p>
-            <w:pPr>
-              <w:spacing/>
-              <w:rPr/>
-            </w:pPr>
-            <w:r>
-              <w:rPr/>
-              <w:t xml:space="preserve">10 Jahre</w:t>
-            </w:r>
-          </w:p>
-        </w:tc>
-        <w:tc>
-          <w:tcPr>
-            <w:tcW w:type="dxa" w:w="1803"/>
-            <w:tcBorders/>
-          </w:tcPr>
-          <w:p>
-            <w:pPr>
-              <w:pStyle w:val="Listenabsatz"/>
-              <w:numPr>
-                <w:ilvl w:val="0"/>
-                <w:numId w:val="1"/>
-              </w:numPr>
-              <w:spacing/>
-              <w:rPr/>
-            </w:pPr>
-            <w:r>
-              <w:rPr/>
-              <w:t xml:space="preserve">Extra 1</w:t>
-            </w:r>
-          </w:p>
-          <w:p>
-            <w:pPr>
-              <w:pStyle w:val="Listenabsatz"/>
-              <w:numPr>
-                <w:ilvl w:val="0"/>
-                <w:numId w:val="1"/>
-              </w:numPr>
-              <w:spacing/>
-              <w:rPr/>
-            </w:pPr>
-            <w:r>
-              <w:rPr/>
-              <w:t xml:space="preserve">Extra 2</w:t>
+        <w:tc>
+          <w:tcPr>
+            <w:tcW w:w="1802" w:type="dxa"/>
+          </w:tcPr>
+          <w:p>
+            <w:r>
+              <w:t>1</w:t>
+            </w:r>
+          </w:p>
+        </w:tc>
+        <w:tc>
+          <w:tcPr>
+            <w:tcW w:w="1802" w:type="dxa"/>
+          </w:tcPr>
+          <w:p>
+            <w:r>
+              <w:t>Service Agreement</w:t>
+            </w:r>
+          </w:p>
+        </w:tc>
+        <w:tc>
+          <w:tcPr>
+            <w:tcW w:w="1802" w:type="dxa"/>
+          </w:tcPr>
+          <w:p>
+            <w:r>
+              <w:t>12/15/2025</w:t>
+            </w:r>
+          </w:p>
+        </w:tc>
+        <w:tc>
+          <w:tcPr>
+            <w:tcW w:w="1803" w:type="dxa"/>
+          </w:tcPr>
+          <w:p>
+            <w:r>
+              <w:t>3 Years</w:t>
+            </w:r>
+          </w:p>
+        </w:tc>
+        <w:tc>
+          <w:tcPr>
+            <w:tcW w:w="1803" w:type="dxa"/>
+          </w:tcPr>
+          <w:p>
+            <w:r>
+              <w:t>Unlimited Support</w:t>
+            </w:r>
+            <w:r>
+              <w:br/>
+              <w:t>Priority Access</w:t>
             </w:r>
           </w:p>
         </w:tc>
       </w:tr>
       <w:tr>
-        <w:trPr/>
-        <w:tc>
-          <w:tcPr>
-            <w:tcW w:type="dxa" w:w="1802"/>
-            <w:tcBorders/>
-          </w:tcPr>
-          <w:p>
-            <w:pPr>
-              <w:spacing/>
-              <w:rPr/>
-            </w:pPr>
-            <w:r>
-              <w:rPr/>
-              <w:t xml:space="preserve">2</w:t>
-            </w:r>
-          </w:p>
-        </w:tc>
-        <w:tc>
-          <w:tcPr>
-            <w:tcW w:type="dxa" w:w="1802"/>
-            <w:tcBorders/>
-          </w:tcPr>
-          <w:p>
-            <w:pPr>
-              <w:spacing/>
-              <w:rPr/>
-            </w:pPr>
-            <w:r>
-              <w:rPr/>
-              <w:t xml:space="preserve">Vertrag 2</w:t>
-            </w:r>
-          </w:p>
-        </w:tc>
-        <w:tc>
-          <w:tcPr>
-            <w:tcW w:type="dxa" w:w="1802"/>
-            <w:tcBorders/>
-          </w:tcPr>
-          <w:p>
-            <w:pPr>
-              <w:spacing/>
-              <w:rPr/>
-            </w:pPr>
-            <w:r>
-              <w:rPr/>
-              <w:t xml:space="preserve">15.08.2023</w:t>
-            </w:r>
-          </w:p>
-        </w:tc>
-        <w:tc>
-          <w:tcPr>
-            <w:tcW w:type="dxa" w:w="1803"/>
-            <w:tcBorders/>
-          </w:tcPr>
-          <w:p>
-            <w:pPr>
-              <w:spacing/>
-              <w:rPr/>
-            </w:pPr>
-            <w:r>
-              <w:rPr/>
-              <w:t xml:space="preserve">12 Jahre</w:t>
-            </w:r>
-          </w:p>
-        </w:tc>
-        <w:tc>
-          <w:tcPr>
-            <w:tcW w:type="dxa" w:w="1803"/>
-            <w:tcBorders/>
-          </w:tcPr>
-          <w:p>
-            <w:pPr>
-              <w:pStyle w:val="Listenabsatz"/>
-              <w:numPr>
-                <w:ilvl w:val="0"/>
-                <w:numId w:val="2"/>
-              </w:numPr>
-              <w:spacing/>
-              <w:rPr/>
-            </w:pPr>
-            <w:r>
-              <w:rPr/>
-              <w:t xml:space="preserve">Extra 1</w:t>
-            </w:r>
-          </w:p>
-          <w:p>
-            <w:pPr>
-              <w:pStyle w:val="Listenabsatz"/>
-              <w:numPr>
-                <w:ilvl w:val="0"/>
-                <w:numId w:val="2"/>
-              </w:numPr>
-              <w:spacing/>
-              <w:rPr/>
-            </w:pPr>
-            <w:r>
-              <w:rPr/>
-              <w:t xml:space="preserve">Extra 2</w:t>
+        <w:tc>
+          <w:tcPr>
+            <w:tcW w:w="1802" w:type="dxa"/>
+          </w:tcPr>
+          <w:p>
+            <w:r>
+              <w:t>2</w:t>
+            </w:r>
+          </w:p>
+        </w:tc>
+        <w:tc>
+          <w:tcPr>
+            <w:tcW w:w="1802" w:type="dxa"/>
+          </w:tcPr>
+          <w:p>
+            <w:r>
+              <w:t>Maintenance Contract</w:t>
+            </w:r>
+          </w:p>
+        </w:tc>
+        <w:tc>
+          <w:tcPr>
+            <w:tcW w:w="1802" w:type="dxa"/>
+          </w:tcPr>
+          <w:p>
+            <w:r>
+              <w:t>01/10/2026</w:t>
+            </w:r>
+          </w:p>
+        </w:tc>
+        <w:tc>
+          <w:tcPr>
+            <w:tcW w:w="1803" w:type="dxa"/>
+          </w:tcPr>
+          <w:p>
+            <w:r>
+              <w:t>2 Years</w:t>
+            </w:r>
+          </w:p>
+        </w:tc>
+        <w:tc>
+          <w:tcPr>
+            <w:tcW w:w="1803" w:type="dxa"/>
+          </w:tcPr>
+          <w:p>
+            <w:r>
+              <w:t>Technical Support</w:t>
+            </w:r>
+            <w:r>
+              <w:br/>
+              <w:t>Regular Updates</w:t>
             </w:r>
           </w:p>
         </w:tc>
       </w:tr>
       <w:tr>
-        <w:trPr/>
-        <w:tc>
-          <w:tcPr>
-            <w:tcW w:type="dxa" w:w="1802"/>
-            <w:tcBorders/>
-          </w:tcPr>
-          <w:p>
-            <w:pPr>
-              <w:spacing/>
-              <w:rPr/>
-            </w:pPr>
-            <w:r>
-              <w:rPr/>
-              <w:t xml:space="preserve">3</w:t>
-            </w:r>
-          </w:p>
-        </w:tc>
-        <w:tc>
-          <w:tcPr>
-            <w:tcW w:type="dxa" w:w="1802"/>
-            <w:tcBorders/>
-          </w:tcPr>
-          <w:p>
-            <w:pPr>
-              <w:spacing/>
-              <w:rPr/>
-            </w:pPr>
-            <w:r>
-              <w:rPr/>
-              <w:t xml:space="preserve">Vertrag 3</w:t>
-            </w:r>
-          </w:p>
-        </w:tc>
-        <w:tc>
-          <w:tcPr>
-            <w:tcW w:type="dxa" w:w="1802"/>
-            <w:tcBorders/>
-          </w:tcPr>
-          <w:p>
-            <w:pPr>
-              <w:spacing/>
-              <w:rPr/>
-            </w:pPr>
-            <w:r>
-              <w:rPr/>
-              <w:t xml:space="preserve">1508.2023</w:t>
-            </w:r>
-          </w:p>
-        </w:tc>
-        <w:tc>
-          <w:tcPr>
-            <w:tcW w:type="dxa" w:w="1803"/>
-            <w:tcBorders/>
-          </w:tcPr>
-          <w:p>
-            <w:pPr>
-              <w:spacing/>
-              <w:rPr/>
-            </w:pPr>
-            <w:r>
-              <w:rPr/>
-              <w:t xml:space="preserve">100 Jahre</w:t>
-            </w:r>
-          </w:p>
-        </w:tc>
-        <w:tc>
-          <w:tcPr>
-            <w:tcW w:type="dxa" w:w="1803"/>
-            <w:tcBorders/>
-          </w:tcPr>
-          <w:p>
-            <w:pPr>
-              <w:spacing/>
-              <w:rPr>
-                <w:color w:val="FF0000"/>
-              </w:rPr>
-            </w:pPr>
-            <w:r>
-              <w:rPr>
-                <w:color w:val="FF0000"/>
-              </w:rPr>
-              <w:t xml:space="preserve">KEINE EXTRAS</w:t>
+        <w:tc>
+          <w:tcPr>
+            <w:tcW w:w="1802" w:type="dxa"/>
+          </w:tcPr>
+          <w:p>
+            <w:r>
+              <w:t>3</w:t>
+            </w:r>
+          </w:p>
+        </w:tc>
+        <w:tc>
+          <w:tcPr>
+            <w:tcW w:w="1802" w:type="dxa"/>
+          </w:tcPr>
+          <w:p>
+            <w:r>
+              <w:t>Enterprise License</w:t>
+            </w:r>
+          </w:p>
+        </w:tc>
+        <w:tc>
+          <w:tcPr>
+            <w:tcW w:w="1802" w:type="dxa"/>
+          </w:tcPr>
+          <w:p>
+            <w:r>
+              <w:t>06/01/2026</w:t>
+            </w:r>
+          </w:p>
+        </w:tc>
+        <w:tc>
+          <w:tcPr>
+            <w:tcW w:w="1803" w:type="dxa"/>
+          </w:tcPr>
+          <w:p>
+            <w:r>
+              <w:t>5 Years</w:t>
+            </w:r>
+          </w:p>
+        </w:tc>
+        <w:tc>
+          <w:tcPr>
+            <w:tcW w:w="1803" w:type="dxa"/>
+          </w:tcPr>
+          <w:p>
+            <w:r>
+              <w:t>Full Access</w:t>
+            </w:r>
+            <w:r>
+              <w:br/>
+              <w:t>Training Included</w:t>
             </w:r>
           </w:p>
         </w:tc>
@@ -461,28 +272,21 @@
     </w:tbl>
     <w:p>
       <w:pPr>
-        <w:pStyle w:val="berschrift3"/>
-        <w:spacing/>
-        <w:rPr/>
+        <w:pStyle w:val="Heading3"/>
       </w:pPr>
       <w:r>
-        <w:rPr/>
-        <w:t xml:space="preserve">Bild Test</w:t>
+        <w:t>Company Logo</w:t>
       </w:r>
     </w:p>
     <w:p>
-      <w:pPr>
-        <w:spacing/>
-        <w:rPr/>
-      </w:pPr>
       <w:r>
-        <w:rPr/>
-        <w:t xml:space="preserve">[ …. ]</w:t>
+        <w:t>[ …. ]</w:t>
       </w:r>
     </w:p>
     <w:tbl>
       <w:tblPr>
-        <w:tblStyle w:val="Tabellenraster"/>
+        <w:tblStyle w:val="TableGrid"/>
+        <w:tblW w:w="0" w:type="auto"/>
         <w:tblCellSpacing w:w="14" w:type="dxa"/>
         <w:tblCellMar>
           <w:top w:w="17" w:type="dxa"/>
@@ -493,446 +297,291 @@
         <w:tblLook w:val="04A0" w:firstRow="1" w:lastRow="0" w:firstColumn="1" w:lastColumn="0" w:noHBand="0" w:noVBand="1"/>
       </w:tblPr>
       <w:tblGrid>
-        <w:gridCol w:w="1814"/>
-        <w:gridCol w:w="1815"/>
-        <w:gridCol w:w="1814"/>
-        <w:gridCol w:w="1815"/>
-        <w:gridCol w:w="1814"/>
+        <w:gridCol w:w="865"/>
+        <w:gridCol w:w="1045"/>
+        <w:gridCol w:w="1559"/>
+        <w:gridCol w:w="900"/>
+        <w:gridCol w:w="2439"/>
       </w:tblGrid>
       <w:tr>
-        <w:tblPrEx>
-          <w:tblCellSpacing w:w="14" w:type="dxa"/>
-          <w:tblCellMar>
-            <w:top w:w="17" w:type="dxa"/>
-            <w:left w:w="17" w:type="dxa"/>
-            <w:bottom w:w="17" w:type="dxa"/>
-            <w:right w:w="17" w:type="dxa"/>
-          </w:tblCellMar>
-        </w:tblPrEx>
         <w:trPr>
           <w:tblHeader/>
           <w:tblCellSpacing w:w="14" w:type="dxa"/>
         </w:trPr>
         <w:tc>
           <w:tcPr>
-            <w:tcBorders/>
+            <w:tcW w:w="0" w:type="auto"/>
             <w:vAlign w:val="center"/>
           </w:tcPr>
           <w:p>
-            <w:pPr>
-              <w:pBdr/>
-              <w:spacing/>
-              <w:rPr/>
-            </w:pPr>
-            <w:r>
-              <w:rPr/>
-              <w:t xml:space="preserve">Nummer</w:t>
-            </w:r>
-          </w:p>
-        </w:tc>
-        <w:tc>
-          <w:tcPr>
-            <w:tcBorders/>
+            <w:r>
+              <w:t>Number</w:t>
+            </w:r>
+          </w:p>
+        </w:tc>
+        <w:tc>
+          <w:tcPr>
+            <w:tcW w:w="0" w:type="auto"/>
             <w:vAlign w:val="center"/>
           </w:tcPr>
           <w:p>
-            <w:pPr>
-              <w:pBdr/>
-              <w:spacing/>
-              <w:rPr/>
-            </w:pPr>
-            <w:r>
-              <w:rPr/>
-              <w:t xml:space="preserve">Name</w:t>
-            </w:r>
-          </w:p>
-        </w:tc>
-        <w:tc>
-          <w:tcPr>
-            <w:tcBorders/>
+            <w:r>
+              <w:t>Name</w:t>
+            </w:r>
+          </w:p>
+        </w:tc>
+        <w:tc>
+          <w:tcPr>
+            <w:tcW w:w="0" w:type="auto"/>
             <w:vAlign w:val="center"/>
           </w:tcPr>
           <w:p>
-            <w:pPr>
-              <w:pBdr/>
-              <w:spacing/>
-              <w:rPr/>
-            </w:pPr>
-            <w:r>
-              <w:rPr/>
-              <w:t xml:space="preserve">Abschluss</w:t>
-            </w:r>
-          </w:p>
-        </w:tc>
-        <w:tc>
-          <w:tcPr>
-            <w:tcBorders/>
+            <w:r>
+              <w:t>Completion Date</w:t>
+            </w:r>
+          </w:p>
+        </w:tc>
+        <w:tc>
+          <w:tcPr>
+            <w:tcW w:w="0" w:type="auto"/>
             <w:vAlign w:val="center"/>
           </w:tcPr>
           <w:p>
-            <w:pPr>
-              <w:pBdr/>
-              <w:spacing/>
-              <w:rPr/>
-            </w:pPr>
-            <w:r>
-              <w:rPr/>
-              <w:t xml:space="preserve">Dauer</w:t>
-            </w:r>
-          </w:p>
-        </w:tc>
-        <w:tc>
-          <w:tcPr>
-            <w:tcBorders/>
+            <w:r>
+              <w:t>Duration</w:t>
+            </w:r>
+          </w:p>
+        </w:tc>
+        <w:tc>
+          <w:tcPr>
+            <w:tcW w:w="0" w:type="auto"/>
             <w:vAlign w:val="center"/>
           </w:tcPr>
           <w:p>
-            <w:pPr>
-              <w:pBdr/>
-              <w:spacing/>
-              <w:rPr/>
-            </w:pPr>
-            <w:r>
-              <w:rPr/>
-              <w:t xml:space="preserve">Extras</w:t>
+            <w:r>
+              <w:t>Extras</w:t>
             </w:r>
           </w:p>
         </w:tc>
       </w:tr>
       <w:tr>
-        <w:tblPrEx>
-          <w:tblCellSpacing w:w="14" w:type="dxa"/>
-          <w:tblCellMar>
-            <w:top w:w="17" w:type="dxa"/>
-            <w:left w:w="17" w:type="dxa"/>
-            <w:bottom w:w="17" w:type="dxa"/>
-            <w:right w:w="17" w:type="dxa"/>
-          </w:tblCellMar>
-        </w:tblPrEx>
         <w:trPr>
           <w:tblCellSpacing w:w="14" w:type="dxa"/>
         </w:trPr>
         <w:tc>
           <w:tcPr>
-            <w:tcBorders/>
+            <w:tcW w:w="0" w:type="auto"/>
             <w:vAlign w:val="center"/>
           </w:tcPr>
           <w:p>
+            <w:r>
+              <w:t>1</w:t>
+            </w:r>
+          </w:p>
+        </w:tc>
+        <w:tc>
+          <w:tcPr>
+            <w:tcW w:w="0" w:type="auto"/>
+            <w:vAlign w:val="center"/>
+          </w:tcPr>
+          <w:p>
+            <w:r>
+              <w:t>Contract A</w:t>
+            </w:r>
+          </w:p>
+        </w:tc>
+        <w:tc>
+          <w:tcPr>
+            <w:tcW w:w="0" w:type="auto"/>
+            <w:vAlign w:val="center"/>
+          </w:tcPr>
+          <w:p>
+            <w:r>
+              <w:t>01.01.2022</w:t>
+            </w:r>
+          </w:p>
+        </w:tc>
+        <w:tc>
+          <w:tcPr>
+            <w:tcW w:w="0" w:type="auto"/>
+            <w:vAlign w:val="center"/>
+          </w:tcPr>
+          <w:p>
+            <w:r>
+              <w:t>5 Years</w:t>
+            </w:r>
+          </w:p>
+        </w:tc>
+        <w:tc>
+          <w:tcPr>
+            <w:tcW w:w="0" w:type="auto"/>
+            <w:vAlign w:val="center"/>
+          </w:tcPr>
+          <w:p>
             <w:pPr>
-              <w:pBdr/>
-              <w:spacing/>
-              <w:rPr/>
-            </w:pPr>
-            <w:r>
-              <w:rPr/>
-              <w:t xml:space="preserve">1</w:t>
-            </w:r>
-          </w:p>
-        </w:tc>
-        <w:tc>
-          <w:tcPr>
-            <w:tcBorders/>
-            <w:vAlign w:val="center"/>
-          </w:tcPr>
-          <w:p>
-            <w:pPr>
-              <w:pBdr/>
-              <w:spacing/>
-              <w:rPr/>
-            </w:pPr>
-            <w:r>
-              <w:rPr/>
-              <w:t xml:space="preserve">Vertrag 1</w:t>
-            </w:r>
-          </w:p>
-        </w:tc>
-        <w:tc>
-          <w:tcPr>
-            <w:tcBorders/>
-            <w:vAlign w:val="center"/>
-          </w:tcPr>
-          <w:p>
-            <w:pPr>
-              <w:pBdr/>
-              <w:spacing/>
-              <w:rPr/>
-            </w:pPr>
-            <w:r>
-              <w:rPr/>
-              <w:t xml:space="preserve">15.08.2023</w:t>
-            </w:r>
-          </w:p>
-        </w:tc>
-        <w:tc>
-          <w:tcPr>
-            <w:tcBorders/>
-            <w:vAlign w:val="center"/>
-          </w:tcPr>
-          <w:p>
-            <w:pPr>
-              <w:pBdr/>
-              <w:spacing/>
-              <w:rPr/>
-            </w:pPr>
-            <w:r>
-              <w:rPr/>
-              <w:t xml:space="preserve">10 Jahre</w:t>
-            </w:r>
-          </w:p>
-        </w:tc>
-        <w:tc>
-          <w:tcPr>
-            <w:tcBorders/>
-            <w:vAlign w:val="center"/>
-          </w:tcPr>
-          <w:p>
-            <w:pPr>
-              <w:pStyle w:val="Normal(Web)"/>
+              <w:pStyle w:val="NormalWeb"/>
               <w:numPr>
                 <w:ilvl w:val="0"/>
                 <w:numId w:val="3"/>
               </w:numPr>
-              <w:pBdr/>
               <w:spacing w:beforeAutospacing="1" w:afterAutospacing="1"/>
-              <w:ind w:left="720"/>
-              <w:rPr/>
             </w:pPr>
             <w:r>
-              <w:rPr/>
-              <w:t xml:space="preserve">Extra 1</w:t>
+              <w:t>Feature 1</w:t>
             </w:r>
           </w:p>
           <w:p>
             <w:pPr>
-              <w:pStyle w:val="Normal(Web)"/>
+              <w:pStyle w:val="NormalWeb"/>
               <w:numPr>
                 <w:ilvl w:val="0"/>
                 <w:numId w:val="3"/>
               </w:numPr>
-              <w:pBdr/>
               <w:spacing w:beforeAutospacing="1" w:afterAutospacing="1"/>
-              <w:ind w:left="720"/>
-              <w:rPr/>
             </w:pPr>
             <w:r>
-              <w:rPr/>
-              <w:t xml:space="preserve">Extra 2</w:t>
+              <w:t>Feature 2</w:t>
             </w:r>
           </w:p>
         </w:tc>
       </w:tr>
       <w:tr>
-        <w:tblPrEx>
-          <w:tblCellSpacing w:w="14" w:type="dxa"/>
-          <w:tblCellMar>
-            <w:top w:w="17" w:type="dxa"/>
-            <w:left w:w="17" w:type="dxa"/>
-            <w:bottom w:w="17" w:type="dxa"/>
-            <w:right w:w="17" w:type="dxa"/>
-          </w:tblCellMar>
-        </w:tblPrEx>
         <w:trPr>
           <w:tblCellSpacing w:w="14" w:type="dxa"/>
         </w:trPr>
         <w:tc>
           <w:tcPr>
-            <w:tcBorders/>
+            <w:tcW w:w="0" w:type="auto"/>
             <w:vAlign w:val="center"/>
           </w:tcPr>
           <w:p>
+            <w:r>
+              <w:t>2</w:t>
+            </w:r>
+          </w:p>
+        </w:tc>
+        <w:tc>
+          <w:tcPr>
+            <w:tcW w:w="0" w:type="auto"/>
+            <w:vAlign w:val="center"/>
+          </w:tcPr>
+          <w:p>
+            <w:r>
+              <w:t>Contract B</w:t>
+            </w:r>
+          </w:p>
+        </w:tc>
+        <w:tc>
+          <w:tcPr>
+            <w:tcW w:w="0" w:type="auto"/>
+            <w:vAlign w:val="center"/>
+          </w:tcPr>
+          <w:p>
+            <w:r>
+              <w:t>15.06.2023</w:t>
+            </w:r>
+          </w:p>
+        </w:tc>
+        <w:tc>
+          <w:tcPr>
+            <w:tcW w:w="0" w:type="auto"/>
+            <w:vAlign w:val="center"/>
+          </w:tcPr>
+          <w:p>
+            <w:r>
+              <w:t>3 Years</w:t>
+            </w:r>
+          </w:p>
+        </w:tc>
+        <w:tc>
+          <w:tcPr>
+            <w:tcW w:w="0" w:type="auto"/>
+            <w:vAlign w:val="center"/>
+          </w:tcPr>
+          <w:p>
             <w:pPr>
-              <w:pBdr/>
-              <w:spacing/>
-              <w:rPr/>
-            </w:pPr>
-            <w:r>
-              <w:rPr/>
-              <w:t xml:space="preserve">2</w:t>
-            </w:r>
-          </w:p>
-        </w:tc>
-        <w:tc>
-          <w:tcPr>
-            <w:tcBorders/>
-            <w:vAlign w:val="center"/>
-          </w:tcPr>
-          <w:p>
-            <w:pPr>
-              <w:pBdr/>
-              <w:spacing/>
-              <w:rPr/>
-            </w:pPr>
-            <w:r>
-              <w:rPr/>
-              <w:t xml:space="preserve">Vertrag 2</w:t>
-            </w:r>
-          </w:p>
-        </w:tc>
-        <w:tc>
-          <w:tcPr>
-            <w:tcBorders/>
-            <w:vAlign w:val="center"/>
-          </w:tcPr>
-          <w:p>
-            <w:pPr>
-              <w:pBdr/>
-              <w:spacing/>
-              <w:rPr/>
-            </w:pPr>
-            <w:r>
-              <w:rPr/>
-              <w:t xml:space="preserve">15.08.2023</w:t>
-            </w:r>
-          </w:p>
-        </w:tc>
-        <w:tc>
-          <w:tcPr>
-            <w:tcBorders/>
-            <w:vAlign w:val="center"/>
-          </w:tcPr>
-          <w:p>
-            <w:pPr>
-              <w:pBdr/>
-              <w:spacing/>
-              <w:rPr/>
-            </w:pPr>
-            <w:r>
-              <w:rPr/>
-              <w:t xml:space="preserve">12 Jahre</w:t>
-            </w:r>
-          </w:p>
-        </w:tc>
-        <w:tc>
-          <w:tcPr>
-            <w:tcBorders/>
-            <w:vAlign w:val="center"/>
-          </w:tcPr>
-          <w:p>
-            <w:pPr>
-              <w:pStyle w:val="Normal(Web)"/>
+              <w:pStyle w:val="NormalWeb"/>
               <w:numPr>
                 <w:ilvl w:val="0"/>
                 <w:numId w:val="4"/>
               </w:numPr>
-              <w:pBdr/>
               <w:spacing w:beforeAutospacing="1" w:afterAutospacing="1"/>
-              <w:ind w:left="720"/>
-              <w:rPr/>
             </w:pPr>
             <w:r>
-              <w:rPr/>
-              <w:t xml:space="preserve">Extra 1</w:t>
+              <w:t>Option 1</w:t>
             </w:r>
           </w:p>
           <w:p>
             <w:pPr>
-              <w:pStyle w:val="Normal(Web)"/>
+              <w:pStyle w:val="NormalWeb"/>
               <w:numPr>
                 <w:ilvl w:val="0"/>
                 <w:numId w:val="4"/>
               </w:numPr>
-              <w:pBdr/>
               <w:spacing w:beforeAutospacing="1" w:afterAutospacing="1"/>
-              <w:ind w:left="720"/>
-              <w:rPr/>
             </w:pPr>
             <w:r>
-              <w:rPr/>
-              <w:t xml:space="preserve">Extra 2</w:t>
+              <w:t>Option 2</w:t>
             </w:r>
           </w:p>
         </w:tc>
       </w:tr>
       <w:tr>
-        <w:tblPrEx>
-          <w:tblCellSpacing w:w="14" w:type="dxa"/>
-          <w:tblCellMar>
-            <w:top w:w="17" w:type="dxa"/>
-            <w:left w:w="17" w:type="dxa"/>
-            <w:bottom w:w="17" w:type="dxa"/>
-            <w:right w:w="17" w:type="dxa"/>
-          </w:tblCellMar>
-        </w:tblPrEx>
         <w:trPr>
           <w:tblCellSpacing w:w="14" w:type="dxa"/>
         </w:trPr>
         <w:tc>
           <w:tcPr>
-            <w:tcBorders/>
+            <w:tcW w:w="0" w:type="auto"/>
             <w:vAlign w:val="center"/>
           </w:tcPr>
           <w:p>
+            <w:r>
+              <w:t>3</w:t>
+            </w:r>
+          </w:p>
+        </w:tc>
+        <w:tc>
+          <w:tcPr>
+            <w:tcW w:w="0" w:type="auto"/>
+            <w:vAlign w:val="center"/>
+          </w:tcPr>
+          <w:p>
+            <w:r>
+              <w:t>Contract C</w:t>
+            </w:r>
+          </w:p>
+        </w:tc>
+        <w:tc>
+          <w:tcPr>
+            <w:tcW w:w="0" w:type="auto"/>
+            <w:vAlign w:val="center"/>
+          </w:tcPr>
+          <w:p>
+            <w:r>
+              <w:t>20.03.2024</w:t>
+            </w:r>
+          </w:p>
+        </w:tc>
+        <w:tc>
+          <w:tcPr>
+            <w:tcW w:w="0" w:type="auto"/>
+            <w:vAlign w:val="center"/>
+          </w:tcPr>
+          <w:p>
+            <w:r>
+              <w:t>7 Years</w:t>
+            </w:r>
+          </w:p>
+        </w:tc>
+        <w:tc>
+          <w:tcPr>
+            <w:tcW w:w="0" w:type="auto"/>
+            <w:vAlign w:val="center"/>
+          </w:tcPr>
+          <w:p>
             <w:pPr>
-              <w:pBdr/>
-              <w:spacing/>
-              <w:rPr/>
-            </w:pPr>
-            <w:r>
-              <w:rPr/>
-              <w:t xml:space="preserve">3</w:t>
-            </w:r>
-          </w:p>
-        </w:tc>
-        <w:tc>
-          <w:tcPr>
-            <w:tcBorders/>
-            <w:vAlign w:val="center"/>
-          </w:tcPr>
-          <w:p>
-            <w:pPr>
-              <w:pBdr/>
-              <w:spacing/>
-              <w:rPr/>
-            </w:pPr>
-            <w:r>
-              <w:rPr/>
-              <w:t xml:space="preserve">Vertrag 3</w:t>
-            </w:r>
-          </w:p>
-        </w:tc>
-        <w:tc>
-          <w:tcPr>
-            <w:tcBorders/>
-            <w:vAlign w:val="center"/>
-          </w:tcPr>
-          <w:p>
-            <w:pPr>
-              <w:pBdr/>
-              <w:spacing/>
-              <w:rPr/>
-            </w:pPr>
-            <w:r>
-              <w:rPr/>
-              <w:t xml:space="preserve">15.08.2023</w:t>
-            </w:r>
-          </w:p>
-        </w:tc>
-        <w:tc>
-          <w:tcPr>
-            <w:tcBorders/>
-            <w:vAlign w:val="center"/>
-          </w:tcPr>
-          <w:p>
-            <w:pPr>
-              <w:pBdr/>
-              <w:spacing/>
-              <w:rPr/>
-            </w:pPr>
-            <w:r>
-              <w:rPr/>
-              <w:t xml:space="preserve">100 Jahre</w:t>
-            </w:r>
-          </w:p>
-        </w:tc>
-        <w:tc>
-          <w:tcPr>
-            <w:tcBorders/>
-            <w:vAlign w:val="center"/>
-          </w:tcPr>
-          <w:p>
-            <w:pPr>
-              <w:pStyle w:val="Normal(Web)"/>
-              <w:pBdr/>
+              <w:pStyle w:val="NormalWeb"/>
               <w:spacing w:beforeAutospacing="1" w:afterAutospacing="1"/>
               <w:rPr>
                 <w:color w:val="FF0000"/>
@@ -942,323 +591,434 @@
               <w:rPr>
                 <w:color w:val="FF0000"/>
               </w:rPr>
-              <w:t xml:space="preserve">KEINE EXTRAS</w:t>
+              <w:t>No Additional Features</w:t>
             </w:r>
           </w:p>
         </w:tc>
       </w:tr>
     </w:tbl>
-    <w:p>
-      <w:pPr>
-        <w:spacing/>
-        <w:rPr/>
-      </w:pPr>
-    </w:p>
+    <w:p/>
     <w:tbl>
       <w:tblPr>
-        <w:tblStyle w:val="Tabellenraster"/>
+        <w:tblStyle w:val="TableGrid"/>
+        <w:tblW w:w="0" w:type="auto"/>
         <w:tblLayout w:type="fixed"/>
-        <w:tblCellMar/>
         <w:tblLook w:val="04A0" w:firstRow="1" w:lastRow="0" w:firstColumn="1" w:lastColumn="0" w:noHBand="0" w:noVBand="1"/>
       </w:tblPr>
       <w:tblGrid>
-        <w:gridCol w:w="1512"/>
-        <w:gridCol w:w="1512"/>
-        <w:gridCol w:w="1512"/>
-        <w:gridCol w:w="1512"/>
-        <w:gridCol w:w="1512"/>
-        <w:gridCol w:w="1512"/>
+        <w:gridCol w:w="3024"/>
+        <w:gridCol w:w="3024"/>
+        <w:gridCol w:w="3024"/>
       </w:tblGrid>
       <w:tr>
-        <w:trPr/>
-        <w:tc>
-          <w:tcPr>
-            <w:tcBorders>
-              <w:top w:val="none" w:color="auto" w:sz="0" w:space="0"/>
-              <w:left w:val="none" w:color="auto" w:sz="0" w:space="0"/>
-              <w:bottom w:val="none" w:color="auto" w:sz="0" w:space="0"/>
-              <w:right w:val="none" w:color="auto" w:sz="0" w:space="0"/>
-            </w:tcBorders>
-          </w:tcPr>
-          <w:p>
-            <w:pPr>
-              <w:spacing/>
-              <w:rPr/>
-            </w:pPr>
-            <w:r>
-              <w:rPr/>
-              <w:t xml:space="preserve">0</w:t>
-            </w:r>
-          </w:p>
-        </w:tc>
-        <w:tc>
-          <w:tcPr>
-            <w:tcBorders>
-              <w:top w:val="none" w:color="auto" w:sz="0" w:space="0"/>
-              <w:left w:val="none" w:color="auto" w:sz="0" w:space="0"/>
-              <w:bottom w:val="none" w:color="auto" w:sz="0" w:space="0"/>
-              <w:right w:val="none" w:color="auto" w:sz="0" w:space="0"/>
-            </w:tcBorders>
-          </w:tcPr>
-          <w:p>
-            <w:pPr>
-              <w:spacing/>
-              <w:rPr/>
-            </w:pPr>
-            <w:r>
-              <w:rPr/>
-              <w:t xml:space="preserve">0</w:t>
-            </w:r>
-          </w:p>
-        </w:tc>
-        <w:tc>
-          <w:tcPr>
-            <w:tcBorders>
-              <w:top w:val="none" w:color="auto" w:sz="0" w:space="0"/>
-              <w:left w:val="none" w:color="auto" w:sz="0" w:space="0"/>
-              <w:bottom w:val="none" w:color="auto" w:sz="0" w:space="0"/>
-              <w:right w:val="none" w:color="auto" w:sz="0" w:space="0"/>
-            </w:tcBorders>
-          </w:tcPr>
-          <w:p>
-            <w:pPr>
-              <w:spacing/>
-              <w:rPr/>
-            </w:pPr>
-            <w:r>
-              <w:rPr/>
-              <w:t xml:space="preserve">0</w:t>
-            </w:r>
-          </w:p>
-        </w:tc>
-        <w:tc>
-          <w:tcPr>
-            <w:tcBorders>
-              <w:top w:val="none" w:color="auto" w:sz="0" w:space="0"/>
-              <w:left w:val="none" w:color="auto" w:sz="0" w:space="0"/>
-              <w:bottom w:val="none" w:color="auto" w:sz="0" w:space="0"/>
-              <w:right w:val="none" w:color="auto" w:sz="0" w:space="0"/>
-            </w:tcBorders>
-          </w:tcPr>
-          <w:p>
-            <w:pPr>
-              <w:spacing/>
-              <w:rPr/>
-            </w:pPr>
-            <w:r>
-              <w:rPr/>
-              <w:t xml:space="preserve">0</w:t>
-            </w:r>
-          </w:p>
-        </w:tc>
-        <w:tc>
-          <w:tcPr>
-            <w:tcBorders>
-              <w:top w:val="none" w:color="auto" w:sz="0" w:space="0"/>
-              <w:left w:val="none" w:color="auto" w:sz="0" w:space="0"/>
-              <w:bottom w:val="none" w:color="auto" w:sz="0" w:space="0"/>
-              <w:right w:val="none" w:color="auto" w:sz="0" w:space="0"/>
-            </w:tcBorders>
-          </w:tcPr>
-          <w:p>
-            <w:pPr>
-              <w:spacing/>
-              <w:rPr/>
-            </w:pPr>
-            <w:r>
-              <w:rPr/>
-              <w:t xml:space="preserve">0</w:t>
-            </w:r>
-          </w:p>
-        </w:tc>
-        <w:tc>
-          <w:tcPr>
-            <w:tcBorders>
-              <w:top w:val="none" w:color="auto" w:sz="0" w:space="0"/>
-              <w:left w:val="none" w:color="auto" w:sz="0" w:space="0"/>
-              <w:bottom w:val="none" w:color="auto" w:sz="0" w:space="0"/>
-              <w:right w:val="none" w:color="auto" w:sz="0" w:space="0"/>
-            </w:tcBorders>
-          </w:tcPr>
-          <w:p>
-            <w:pPr>
-              <w:spacing/>
-              <w:rPr/>
-            </w:pPr>
-            <w:r>
-              <w:rPr/>
-              <w:t xml:space="preserve">0</w:t>
+        <w:tc>
+          <w:tcPr>
+            <w:tcW w:w="3024" w:type="dxa"/>
+          </w:tcPr>
+          <w:p>
+            <w:r>
+              <w:t>ID</w:t>
+            </w:r>
+          </w:p>
+        </w:tc>
+        <w:tc>
+          <w:tcPr>
+            <w:tcW w:w="3024" w:type="dxa"/>
+          </w:tcPr>
+          <w:p>
+            <w:r>
+              <w:t>Name</w:t>
+            </w:r>
+          </w:p>
+        </w:tc>
+        <w:tc>
+          <w:tcPr>
+            <w:tcW w:w="3024" w:type="dxa"/>
+          </w:tcPr>
+          <w:p>
+            <w:r>
+              <w:t>Department</w:t>
             </w:r>
           </w:p>
         </w:tc>
       </w:tr>
       <w:tr>
-        <w:trPr/>
-        <w:tc>
-          <w:tcPr>
-            <w:tcBorders>
-              <w:top w:val="none" w:color="auto" w:sz="0" w:space="0"/>
-              <w:left w:val="none" w:color="auto" w:sz="0" w:space="0"/>
-              <w:bottom w:val="none" w:color="auto" w:sz="0" w:space="0"/>
-              <w:right w:val="none" w:color="auto" w:sz="0" w:space="0"/>
-            </w:tcBorders>
-          </w:tcPr>
-          <w:p>
-            <w:pPr>
-              <w:spacing/>
-              <w:rPr/>
-            </w:pPr>
-            <w:r>
-              <w:rPr/>
-              <w:t xml:space="preserve">0</w:t>
-            </w:r>
-          </w:p>
-        </w:tc>
-        <w:tc>
-          <w:tcPr>
-            <w:tcBorders>
-              <w:top w:val="none" w:color="auto" w:sz="0" w:space="0"/>
-              <w:left w:val="none" w:color="auto" w:sz="0" w:space="0"/>
-              <w:bottom w:val="none" w:color="auto" w:sz="0" w:space="0"/>
-              <w:right w:val="none" w:color="auto" w:sz="0" w:space="0"/>
-            </w:tcBorders>
-          </w:tcPr>
-          <w:p>
-            <w:pPr>
-              <w:spacing/>
-              <w:rPr/>
-            </w:pPr>
-            <w:r>
-              <w:rPr/>
-              <w:t xml:space="preserve">1</w:t>
-            </w:r>
-          </w:p>
-        </w:tc>
-        <w:tc>
-          <w:tcPr>
-            <w:tcBorders>
-              <w:top w:val="none" w:color="auto" w:sz="0" w:space="0"/>
-              <w:left w:val="none" w:color="auto" w:sz="0" w:space="0"/>
-              <w:bottom w:val="none" w:color="auto" w:sz="0" w:space="0"/>
-              <w:right w:val="none" w:color="auto" w:sz="0" w:space="0"/>
-            </w:tcBorders>
-          </w:tcPr>
-          <w:p>
-            <w:pPr>
-              <w:spacing/>
-              <w:rPr/>
-            </w:pPr>
-            <w:r>
-              <w:rPr/>
-              <w:t xml:space="preserve">2</w:t>
-            </w:r>
-          </w:p>
-        </w:tc>
-        <w:tc>
-          <w:tcPr>
-            <w:tcBorders>
-              <w:top w:val="none" w:color="auto" w:sz="0" w:space="0"/>
-              <w:left w:val="none" w:color="auto" w:sz="0" w:space="0"/>
-              <w:bottom w:val="none" w:color="auto" w:sz="0" w:space="0"/>
-              <w:right w:val="none" w:color="auto" w:sz="0" w:space="0"/>
-            </w:tcBorders>
-          </w:tcPr>
-          <w:p>
-            <w:pPr>
-              <w:spacing/>
-              <w:rPr/>
-            </w:pPr>
-            <w:r>
-              <w:rPr/>
-              <w:t xml:space="preserve">3</w:t>
-            </w:r>
-          </w:p>
-        </w:tc>
-        <w:tc>
-          <w:tcPr>
-            <w:tcBorders>
-              <w:top w:val="none" w:color="auto" w:sz="0" w:space="0"/>
-              <w:left w:val="none" w:color="auto" w:sz="0" w:space="0"/>
-              <w:bottom w:val="none" w:color="auto" w:sz="0" w:space="0"/>
-              <w:right w:val="none" w:color="auto" w:sz="0" w:space="0"/>
-            </w:tcBorders>
-          </w:tcPr>
-          <w:p>
-            <w:pPr>
-              <w:spacing/>
-              <w:rPr/>
-            </w:pPr>
-            <w:r>
-              <w:rPr/>
-              <w:t xml:space="preserve">4</w:t>
-            </w:r>
-          </w:p>
-        </w:tc>
-        <w:tc>
-          <w:tcPr>
-            <w:tcBorders>
-              <w:top w:val="none" w:color="auto" w:sz="0" w:space="0"/>
-              <w:left w:val="none" w:color="auto" w:sz="0" w:space="0"/>
-              <w:bottom w:val="none" w:color="auto" w:sz="0" w:space="0"/>
-              <w:right w:val="none" w:color="auto" w:sz="0" w:space="0"/>
-            </w:tcBorders>
-          </w:tcPr>
-          <w:p>
-            <w:pPr>
-              <w:spacing/>
-              <w:rPr/>
-            </w:pPr>
-            <w:r>
-              <w:rPr/>
-              <w:t xml:space="preserve">5</w:t>
+        <w:tc>
+          <w:tcPr>
+            <w:tcW w:w="3024" w:type="dxa"/>
+          </w:tcPr>
+          <w:p>
+            <w:r>
+              <w:t>1001</w:t>
+            </w:r>
+          </w:p>
+        </w:tc>
+        <w:tc>
+          <w:tcPr>
+            <w:tcW w:w="3024" w:type="dxa"/>
+          </w:tcPr>
+          <w:p>
+            <w:r>
+              <w:t>John</w:t>
+            </w:r>
+          </w:p>
+        </w:tc>
+        <w:tc>
+          <w:tcPr>
+            <w:tcW w:w="3024" w:type="dxa"/>
+          </w:tcPr>
+          <w:p>
+            <w:r>
+              <w:t>Sales</w:t>
+            </w:r>
+          </w:p>
+        </w:tc>
+      </w:tr>
+      <w:tr>
+        <w:tc>
+          <w:tcPr>
+            <w:tcW w:w="3024" w:type="dxa"/>
+          </w:tcPr>
+          <w:p>
+            <w:r>
+              <w:t>1002</w:t>
+            </w:r>
+          </w:p>
+        </w:tc>
+        <w:tc>
+          <w:tcPr>
+            <w:tcW w:w="3024" w:type="dxa"/>
+          </w:tcPr>
+          <w:p>
+            <w:r>
+              <w:t>Mary</w:t>
+            </w:r>
+          </w:p>
+        </w:tc>
+        <w:tc>
+          <w:tcPr>
+            <w:tcW w:w="3024" w:type="dxa"/>
+          </w:tcPr>
+          <w:p>
+            <w:r>
+              <w:t>HR</w:t>
+            </w:r>
+          </w:p>
+        </w:tc>
+      </w:tr>
+      <w:tr>
+        <w:tc>
+          <w:tcPr>
+            <w:tcW w:w="3024" w:type="dxa"/>
+          </w:tcPr>
+          <w:p>
+            <w:r>
+              <w:t>1003</w:t>
+            </w:r>
+          </w:p>
+        </w:tc>
+        <w:tc>
+          <w:tcPr>
+            <w:tcW w:w="3024" w:type="dxa"/>
+          </w:tcPr>
+          <w:p>
+            <w:r>
+              <w:t>David</w:t>
+            </w:r>
+          </w:p>
+        </w:tc>
+        <w:tc>
+          <w:tcPr>
+            <w:tcW w:w="3024" w:type="dxa"/>
+          </w:tcPr>
+          <w:p>
+            <w:r>
+              <w:t>IT</w:t>
             </w:r>
           </w:p>
         </w:tc>
       </w:tr>
     </w:tbl>
-    <w:p>
-      <w:pPr>
-        <w:spacing/>
-        <w:rPr/>
-      </w:pPr>
-    </w:p>
+    <w:p/>
     <w:sectPr>
-      <w:headerReference w:type="default" r:id="rId1"/>
-      <w:footerReference w:type="default" r:id="rId2"/>
-      <w:type w:val="nextPage"/>
+      <w:headerReference w:type="even" r:id="rId7"/>
+      <w:headerReference w:type="default" r:id="rId8"/>
+      <w:footerReference w:type="default" r:id="rId9"/>
+      <w:headerReference w:type="first" r:id="rId10"/>
       <w:pgSz w:w="11906" w:h="16838"/>
       <w:pgMar w:top="1417" w:right="1417" w:bottom="1134" w:left="1417" w:header="708" w:footer="708" w:gutter="0"/>
-      <w:pgBorders/>
-      <w:pgNumType w:fmt="decimal"/>
-      <w:cols w:num="1" w:equalWidth="1" w:space="708"/>
+      <w:cols w:space="708"/>
       <w:docGrid w:linePitch="360"/>
     </w:sectPr>
   </w:body>
 </w:document>
 </file>
 
-<file path=word/footer2.xml><?xml version="1.0" encoding="utf-8"?>
-<w:ftr xmlns:v="urn:schemas-microsoft-com:vml" xmlns:w10="urn:schemas-microsoft-com:office:word" xmlns:o="urn:schemas-microsoft-com:office:office" xmlns:ve="http://schemas.openxmlformats.org/markup-compatibility/2006" xmlns:r="http://schemas.openxmlformats.org/officeDocument/2006/relationships" xmlns:m="http://schemas.openxmlformats.org/officeDocument/2006/math" xmlns:wne="http://schemas.microsoft.com/office/word/2006/wordml" xmlns:a="http://schemas.openxmlformats.org/drawingml/2006/main" xmlns:pic="http://schemas.openxmlformats.org/drawingml/2006/picture" xmlns:wp="http://schemas.openxmlformats.org/drawingml/2006/wordprocessingDrawing" xmlns:wpc="http://schemas.microsoft.com/office/word/2010/wordprocessingCanvas" xmlns:wp14="http://schemas.microsoft.com/office/word/2010/wordprocessingDrawing" xmlns:w14="http://schemas.microsoft.com/office/word/2010/wordml" xmlns:w15="http://schemas.microsoft.com/office/word/2012/wordml" xmlns:wpg="http://schemas.microsoft.com/office/word/2010/wordprocessingGroup" xmlns:wpi="http://schemas.microsoft.com/office/word/2010/wordprocessingInk" xmlns:wps="http://schemas.microsoft.com/office/word/2010/wordprocessingShape" xmlns:w="http://schemas.openxmlformats.org/wordprocessingml/2006/main" ve:Ignorable="w14 w15 wp14">
+<file path=word/endnotes.xml><?xml version="1.0" encoding="utf-8"?>
+<w:endnotes xmlns:wpc="http://schemas.microsoft.com/office/word/2010/wordprocessingCanvas" xmlns:cx="http://schemas.microsoft.com/office/drawing/2014/chartex" xmlns:cx1="http://schemas.microsoft.com/office/drawing/2015/9/8/chartex" xmlns:cx2="http://schemas.microsoft.com/office/drawing/2015/10/21/chartex" xmlns:cx3="http://schemas.microsoft.com/office/drawing/2016/5/9/chartex" xmlns:cx4="http://schemas.microsoft.com/office/drawing/2016/5/10/chartex" xmlns:cx5="http://schemas.microsoft.com/office/drawing/2016/5/11/chartex" xmlns:cx6="http://schemas.microsoft.com/office/drawing/2016/5/12/chartex" xmlns:cx7="http://schemas.microsoft.com/office/drawing/2016/5/13/chartex" xmlns:cx8="http://schemas.microsoft.com/office/drawing/2016/5/14/chartex" xmlns:mc="http://schemas.openxmlformats.org/markup-compatibility/2006" xmlns:aink="http://schemas.microsoft.com/office/drawing/2016/ink" xmlns:am3d="http://schemas.microsoft.com/office/drawing/2017/model3d" xmlns:o="urn:schemas-microsoft-com:office:office" xmlns:oel="http://schemas.microsoft.com/office/2019/extlst" xmlns:r="http://schemas.openxmlformats.org/officeDocument/2006/relationships" xmlns:m="http://schemas.openxmlformats.org/officeDocument/2006/math" xmlns:v="urn:schemas-microsoft-com:vml" xmlns:wp14="http://schemas.microsoft.com/office/word/2010/wordprocessingDrawing" xmlns:wp="http://schemas.openxmlformats.org/drawingml/2006/wordprocessingDrawing" xmlns:w10="urn:schemas-microsoft-com:office:word" xmlns:w="http://schemas.openxmlformats.org/wordprocessingml/2006/main" xmlns:w14="http://schemas.microsoft.com/office/word/2010/wordml" xmlns:w15="http://schemas.microsoft.com/office/word/2012/wordml" xmlns:w16cei="http://schemas.microsoft.com/office/word/2026/wordml/cei" xmlns:w16cex="http://schemas.microsoft.com/office/word/2018/wordml/cex" xmlns:w16cid="http://schemas.microsoft.com/office/word/2016/wordml/cid" xmlns:w16="http://schemas.microsoft.com/office/word/2018/wordml" xmlns:w16du="http://schemas.microsoft.com/office/word/2023/wordml/word16du" xmlns:w16sdtdh="http://schemas.microsoft.com/office/word/2020/wordml/sdtdatahash" xmlns:w16sdtfl="http://schemas.microsoft.com/office/word/2024/wordml/sdtformatlock" xmlns:w16se="http://schemas.microsoft.com/office/word/2015/wordml/symex" xmlns:wpg="http://schemas.microsoft.com/office/word/2010/wordprocessingGroup" xmlns:wpi="http://schemas.microsoft.com/office/word/2010/wordprocessingInk" xmlns:wne="http://schemas.microsoft.com/office/word/2006/wordml" xmlns:wps="http://schemas.microsoft.com/office/word/2010/wordprocessingShape" mc:Ignorable="w14 w15 w16se w16cid w16 w16cex w16sdtdh w16sdtfl w16du wp14">
+  <w:endnote w:type="separator" w:id="-1">
+    <w:p>
+      <w:pPr>
+        <w:spacing w:before="0" w:after="0" w:line="240" w:lineRule="auto"/>
+      </w:pPr>
+      <w:r>
+        <w:separator/>
+      </w:r>
+    </w:p>
+  </w:endnote>
+  <w:endnote w:type="continuationSeparator" w:id="0">
+    <w:p>
+      <w:pPr>
+        <w:spacing w:before="0" w:after="0" w:line="240" w:lineRule="auto"/>
+      </w:pPr>
+      <w:r>
+        <w:continuationSeparator/>
+      </w:r>
+    </w:p>
+  </w:endnote>
+</w:endnotes>
+</file>
+
+<file path=word/footer1.xml><?xml version="1.0" encoding="utf-8"?>
+<w:ftr xmlns:wpc="http://schemas.microsoft.com/office/word/2010/wordprocessingCanvas" xmlns:cx="http://schemas.microsoft.com/office/drawing/2014/chartex" xmlns:cx1="http://schemas.microsoft.com/office/drawing/2015/9/8/chartex" xmlns:cx2="http://schemas.microsoft.com/office/drawing/2015/10/21/chartex" xmlns:cx3="http://schemas.microsoft.com/office/drawing/2016/5/9/chartex" xmlns:cx4="http://schemas.microsoft.com/office/drawing/2016/5/10/chartex" xmlns:cx5="http://schemas.microsoft.com/office/drawing/2016/5/11/chartex" xmlns:cx6="http://schemas.microsoft.com/office/drawing/2016/5/12/chartex" xmlns:cx7="http://schemas.microsoft.com/office/drawing/2016/5/13/chartex" xmlns:cx8="http://schemas.microsoft.com/office/drawing/2016/5/14/chartex" xmlns:mc="http://schemas.openxmlformats.org/markup-compatibility/2006" xmlns:aink="http://schemas.microsoft.com/office/drawing/2016/ink" xmlns:am3d="http://schemas.microsoft.com/office/drawing/2017/model3d" xmlns:o="urn:schemas-microsoft-com:office:office" xmlns:oel="http://schemas.microsoft.com/office/2019/extlst" xmlns:r="http://schemas.openxmlformats.org/officeDocument/2006/relationships" xmlns:m="http://schemas.openxmlformats.org/officeDocument/2006/math" xmlns:v="urn:schemas-microsoft-com:vml" xmlns:wp14="http://schemas.microsoft.com/office/word/2010/wordprocessingDrawing" xmlns:wp="http://schemas.openxmlformats.org/drawingml/2006/wordprocessingDrawing" xmlns:w10="urn:schemas-microsoft-com:office:word" xmlns:w="http://schemas.openxmlformats.org/wordprocessingml/2006/main" xmlns:w14="http://schemas.microsoft.com/office/word/2010/wordml" xmlns:w15="http://schemas.microsoft.com/office/word/2012/wordml" xmlns:w16cei="http://schemas.microsoft.com/office/word/2026/wordml/cei" xmlns:w16cex="http://schemas.microsoft.com/office/word/2018/wordml/cex" xmlns:w16cid="http://schemas.microsoft.com/office/word/2016/wordml/cid" xmlns:w16="http://schemas.microsoft.com/office/word/2018/wordml" xmlns:w16du="http://schemas.microsoft.com/office/word/2023/wordml/word16du" xmlns:w16sdtdh="http://schemas.microsoft.com/office/word/2020/wordml/sdtdatahash" xmlns:w16sdtfl="http://schemas.microsoft.com/office/word/2024/wordml/sdtformatlock" xmlns:w16se="http://schemas.microsoft.com/office/word/2015/wordml/symex" xmlns:wpg="http://schemas.microsoft.com/office/word/2010/wordprocessingGroup" xmlns:wpi="http://schemas.microsoft.com/office/word/2010/wordprocessingInk" xmlns:wne="http://schemas.microsoft.com/office/word/2006/wordml" xmlns:wps="http://schemas.microsoft.com/office/word/2010/wordprocessingShape" mc:Ignorable="w14 w15 w16se w16cid w16 w16cex w16sdtdh w16sdtfl w16du wp14">
   <w:p>
     <w:pPr>
-      <w:pStyle w:val="Fuzeile"/>
-      <w:spacing/>
-      <w:rPr/>
+      <w:pStyle w:val="Footer"/>
     </w:pPr>
     <w:r>
-      <w:rPr/>
-      <w:t xml:space="preserve">Fußzeile</w:t>
+      <w:t>Puzzle</w:t>
     </w:r>
   </w:p>
 </w:ftr>
 </file>
 
+<file path=word/footnotes.xml><?xml version="1.0" encoding="utf-8"?>
+<w:footnotes xmlns:wpc="http://schemas.microsoft.com/office/word/2010/wordprocessingCanvas" xmlns:cx="http://schemas.microsoft.com/office/drawing/2014/chartex" xmlns:cx1="http://schemas.microsoft.com/office/drawing/2015/9/8/chartex" xmlns:cx2="http://schemas.microsoft.com/office/drawing/2015/10/21/chartex" xmlns:cx3="http://schemas.microsoft.com/office/drawing/2016/5/9/chartex" xmlns:cx4="http://schemas.microsoft.com/office/drawing/2016/5/10/chartex" xmlns:cx5="http://schemas.microsoft.com/office/drawing/2016/5/11/chartex" xmlns:cx6="http://schemas.microsoft.com/office/drawing/2016/5/12/chartex" xmlns:cx7="http://schemas.microsoft.com/office/drawing/2016/5/13/chartex" xmlns:cx8="http://schemas.microsoft.com/office/drawing/2016/5/14/chartex" xmlns:mc="http://schemas.openxmlformats.org/markup-compatibility/2006" xmlns:aink="http://schemas.microsoft.com/office/drawing/2016/ink" xmlns:am3d="http://schemas.microsoft.com/office/drawing/2017/model3d" xmlns:o="urn:schemas-microsoft-com:office:office" xmlns:oel="http://schemas.microsoft.com/office/2019/extlst" xmlns:r="http://schemas.openxmlformats.org/officeDocument/2006/relationships" xmlns:m="http://schemas.openxmlformats.org/officeDocument/2006/math" xmlns:v="urn:schemas-microsoft-com:vml" xmlns:wp14="http://schemas.microsoft.com/office/word/2010/wordprocessingDrawing" xmlns:wp="http://schemas.openxmlformats.org/drawingml/2006/wordprocessingDrawing" xmlns:w10="urn:schemas-microsoft-com:office:word" xmlns:w="http://schemas.openxmlformats.org/wordprocessingml/2006/main" xmlns:w14="http://schemas.microsoft.com/office/word/2010/wordml" xmlns:w15="http://schemas.microsoft.com/office/word/2012/wordml" xmlns:w16cei="http://schemas.microsoft.com/office/word/2026/wordml/cei" xmlns:w16cex="http://schemas.microsoft.com/office/word/2018/wordml/cex" xmlns:w16cid="http://schemas.microsoft.com/office/word/2016/wordml/cid" xmlns:w16="http://schemas.microsoft.com/office/word/2018/wordml" xmlns:w16du="http://schemas.microsoft.com/office/word/2023/wordml/word16du" xmlns:w16sdtdh="http://schemas.microsoft.com/office/word/2020/wordml/sdtdatahash" xmlns:w16sdtfl="http://schemas.microsoft.com/office/word/2024/wordml/sdtformatlock" xmlns:w16se="http://schemas.microsoft.com/office/word/2015/wordml/symex" xmlns:wpg="http://schemas.microsoft.com/office/word/2010/wordprocessingGroup" xmlns:wpi="http://schemas.microsoft.com/office/word/2010/wordprocessingInk" xmlns:wne="http://schemas.microsoft.com/office/word/2006/wordml" xmlns:wps="http://schemas.microsoft.com/office/word/2010/wordprocessingShape" mc:Ignorable="w14 w15 w16se w16cid w16 w16cex w16sdtdh w16sdtfl w16du wp14">
+  <w:footnote w:type="separator" w:id="-1">
+    <w:p>
+      <w:pPr>
+        <w:spacing w:before="0" w:after="0" w:line="240" w:lineRule="auto"/>
+      </w:pPr>
+      <w:r>
+        <w:separator/>
+      </w:r>
+    </w:p>
+  </w:footnote>
+  <w:footnote w:type="continuationSeparator" w:id="0">
+    <w:p>
+      <w:pPr>
+        <w:spacing w:before="0" w:after="0" w:line="240" w:lineRule="auto"/>
+      </w:pPr>
+      <w:r>
+        <w:continuationSeparator/>
+      </w:r>
+    </w:p>
+  </w:footnote>
+</w:footnotes>
+</file>
+
 <file path=word/header1.xml><?xml version="1.0" encoding="utf-8"?>
-<w:hdr xmlns:v="urn:schemas-microsoft-com:vml" xmlns:w10="urn:schemas-microsoft-com:office:word" xmlns:o="urn:schemas-microsoft-com:office:office" xmlns:ve="http://schemas.openxmlformats.org/markup-compatibility/2006" xmlns:r="http://schemas.openxmlformats.org/officeDocument/2006/relationships" xmlns:m="http://schemas.openxmlformats.org/officeDocument/2006/math" xmlns:wne="http://schemas.microsoft.com/office/word/2006/wordml" xmlns:a="http://schemas.openxmlformats.org/drawingml/2006/main" xmlns:pic="http://schemas.openxmlformats.org/drawingml/2006/picture" xmlns:wp="http://schemas.openxmlformats.org/drawingml/2006/wordprocessingDrawing" xmlns:wpc="http://schemas.microsoft.com/office/word/2010/wordprocessingCanvas" xmlns:wp14="http://schemas.microsoft.com/office/word/2010/wordprocessingDrawing" xmlns:w14="http://schemas.microsoft.com/office/word/2010/wordml" xmlns:w15="http://schemas.microsoft.com/office/word/2012/wordml" xmlns:wpg="http://schemas.microsoft.com/office/word/2010/wordprocessingGroup" xmlns:wpi="http://schemas.microsoft.com/office/word/2010/wordprocessingInk" xmlns:wps="http://schemas.microsoft.com/office/word/2010/wordprocessingShape" xmlns:w="http://schemas.openxmlformats.org/wordprocessingml/2006/main" ve:Ignorable="w14 w15 wp14">
+<w:hdr xmlns:wpc="http://schemas.microsoft.com/office/word/2010/wordprocessingCanvas" xmlns:cx="http://schemas.microsoft.com/office/drawing/2014/chartex" xmlns:cx1="http://schemas.microsoft.com/office/drawing/2015/9/8/chartex" xmlns:cx2="http://schemas.microsoft.com/office/drawing/2015/10/21/chartex" xmlns:cx3="http://schemas.microsoft.com/office/drawing/2016/5/9/chartex" xmlns:cx4="http://schemas.microsoft.com/office/drawing/2016/5/10/chartex" xmlns:cx5="http://schemas.microsoft.com/office/drawing/2016/5/11/chartex" xmlns:cx6="http://schemas.microsoft.com/office/drawing/2016/5/12/chartex" xmlns:cx7="http://schemas.microsoft.com/office/drawing/2016/5/13/chartex" xmlns:cx8="http://schemas.microsoft.com/office/drawing/2016/5/14/chartex" xmlns:mc="http://schemas.openxmlformats.org/markup-compatibility/2006" xmlns:aink="http://schemas.microsoft.com/office/drawing/2016/ink" xmlns:am3d="http://schemas.microsoft.com/office/drawing/2017/model3d" xmlns:o="urn:schemas-microsoft-com:office:office" xmlns:oel="http://schemas.microsoft.com/office/2019/extlst" xmlns:r="http://schemas.openxmlformats.org/officeDocument/2006/relationships" xmlns:m="http://schemas.openxmlformats.org/officeDocument/2006/math" xmlns:v="urn:schemas-microsoft-com:vml" xmlns:wp14="http://schemas.microsoft.com/office/word/2010/wordprocessingDrawing" xmlns:wp="http://schemas.openxmlformats.org/drawingml/2006/wordprocessingDrawing" xmlns:w10="urn:schemas-microsoft-com:office:word" xmlns:w="http://schemas.openxmlformats.org/wordprocessingml/2006/main" xmlns:w14="http://schemas.microsoft.com/office/word/2010/wordml" xmlns:w15="http://schemas.microsoft.com/office/word/2012/wordml" xmlns:w16cei="http://schemas.microsoft.com/office/word/2026/wordml/cei" xmlns:w16cex="http://schemas.microsoft.com/office/word/2018/wordml/cex" xmlns:w16cid="http://schemas.microsoft.com/office/word/2016/wordml/cid" xmlns:w16="http://schemas.microsoft.com/office/word/2018/wordml" xmlns:w16du="http://schemas.microsoft.com/office/word/2023/wordml/word16du" xmlns:w16sdtdh="http://schemas.microsoft.com/office/word/2020/wordml/sdtdatahash" xmlns:w16sdtfl="http://schemas.microsoft.com/office/word/2024/wordml/sdtformatlock" xmlns:w16se="http://schemas.microsoft.com/office/word/2015/wordml/symex" xmlns:wpg="http://schemas.microsoft.com/office/word/2010/wordprocessingGroup" xmlns:wpi="http://schemas.microsoft.com/office/word/2010/wordprocessingInk" xmlns:wne="http://schemas.microsoft.com/office/word/2006/wordml" xmlns:wps="http://schemas.microsoft.com/office/word/2010/wordprocessingShape" mc:Ignorable="w14 w15 w16se w16cid w16 w16cex w16sdtdh w16sdtfl w16du wp14">
+  <w:p>
+    <w:r>
+      <w:rPr>
+        <w:noProof/>
+      </w:rPr>
+      <mc:AlternateContent>
+        <mc:Choice Requires="wps">
+          <w:drawing>
+            <wp:anchor distT="0" distB="0" distL="0" distR="0" simplePos="0" relativeHeight="2048" behindDoc="0" locked="0" layoutInCell="1" allowOverlap="1" wp14:anchorId="4CD23122" wp14:editId="36B3D2BF">
+              <wp:simplePos x="0" y="0"/>
+              <wp:positionH relativeFrom="page">
+                <wp:align>left</wp:align>
+              </wp:positionH>
+              <wp:positionV relativeFrom="page">
+                <wp:align>center</wp:align>
+              </wp:positionV>
+              <wp:extent cx="7433310" cy="1270000"/>
+              <wp:effectExtent l="0" t="0" r="0" b="0"/>
+              <wp:wrapNone/>
+              <wp:docPr id="1" name="Rectangle"/>
+              <wp:cNvGraphicFramePr/>
+              <a:graphic xmlns:a="http://schemas.openxmlformats.org/drawingml/2006/main">
+                <a:graphicData uri="http://schemas.microsoft.com/office/word/2010/wordprocessingShape">
+                  <wps:wsp>
+                    <wps:cNvSpPr/>
+                    <wps:spPr>
+                      <a:xfrm rot="18900000">
+                        <a:off x="0" y="0"/>
+                        <a:ext cx="7433310" cy="1270000"/>
+                      </a:xfrm>
+                      <a:prstGeom prst="rect">
+                        <a:avLst/>
+                      </a:prstGeom>
+                      <a:solidFill>
+                        <a:srgbClr val="FFFFFF">
+                          <a:alpha val="100000"/>
+                        </a:srgbClr>
+                      </a:solidFill>
+                      <a:ln w="12700" cap="flat" cmpd="sng">
+                        <a:noFill/>
+                        <a:prstDash val="solid"/>
+                      </a:ln>
+                    </wps:spPr>
+                    <wps:txbx>
+                      <w:txbxContent>
+                        <w:p>
+                          <w:pPr>
+                            <w:jc w:val="center"/>
+                          </w:pPr>
+                          <w:r>
+                            <w:rPr>
+                              <w:rFonts w:ascii="Calibri" w:eastAsia="Calibri" w:hAnsi="Calibri" w:cs="Calibri"/>
+                              <w:color w:val="FF0000"/>
+                              <w:sz w:val="32"/>
+                            </w:rPr>
+                            <w:t>Created with a trial version of Syncfusion Word library</w:t>
+                          </w:r>
+                        </w:p>
+                      </w:txbxContent>
+                    </wps:txbx>
+                    <wps:bodyPr rot="0" spcFirstLastPara="0" vertOverflow="overflow" horzOverflow="overflow" vert="horz" wrap="square" lIns="91440" tIns="45720" rIns="91440" bIns="45720" numCol="1" spcCol="0" rtlCol="0" fromWordArt="0" anchor="t" anchorCtr="0" forceAA="0" compatLnSpc="1">
+                      <a:spAutoFit/>
+                    </wps:bodyPr>
+                  </wps:wsp>
+                </a:graphicData>
+              </a:graphic>
+            </wp:anchor>
+          </w:drawing>
+        </mc:Choice>
+        <mc:Fallback>
+          <w:pict>
+            <v:rect w14:anchorId="4CD23122" id="Rectangle" o:spid="_x0000_s1026" style="position:absolute;margin-left:0;margin-top:0;width:585.3pt;height:100pt;rotation:-45;z-index:2048;visibility:visible;mso-wrap-style:square;mso-wrap-distance-left:0;mso-wrap-distance-top:0;mso-wrap-distance-right:0;mso-wrap-distance-bottom:0;mso-position-horizontal:left;mso-position-horizontal-relative:page;mso-position-vertical:center;mso-position-vertical-relative:page;v-text-anchor:top" o:gfxdata="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" stroked="f" strokeweight="1pt">
+              <v:textbox style="mso-fit-shape-to-text:t">
+                <w:txbxContent>
+                  <w:p>
+                    <w:pPr>
+                      <w:jc w:val="center"/>
+                    </w:pPr>
+                    <w:r>
+                      <w:rPr>
+                        <w:rFonts w:ascii="Calibri" w:eastAsia="Calibri" w:hAnsi="Calibri" w:cs="Calibri"/>
+                        <w:color w:val="FF0000"/>
+                        <w:sz w:val="32"/>
+                      </w:rPr>
+                      <w:t>Created with a trial version of Syncfusion Word library</w:t>
+                    </w:r>
+                  </w:p>
+                </w:txbxContent>
+              </v:textbox>
+              <w10:wrap anchorx="page" anchory="page"/>
+            </v:rect>
+          </w:pict>
+        </mc:Fallback>
+      </mc:AlternateContent>
+    </w:r>
+  </w:p>
+</w:hdr>
+</file>
+
+<file path=word/header2.xml><?xml version="1.0" encoding="utf-8"?>
+<w:hdr xmlns:wpc="http://schemas.microsoft.com/office/word/2010/wordprocessingCanvas" xmlns:cx="http://schemas.microsoft.com/office/drawing/2014/chartex" xmlns:cx1="http://schemas.microsoft.com/office/drawing/2015/9/8/chartex" xmlns:cx2="http://schemas.microsoft.com/office/drawing/2015/10/21/chartex" xmlns:cx3="http://schemas.microsoft.com/office/drawing/2016/5/9/chartex" xmlns:cx4="http://schemas.microsoft.com/office/drawing/2016/5/10/chartex" xmlns:cx5="http://schemas.microsoft.com/office/drawing/2016/5/11/chartex" xmlns:cx6="http://schemas.microsoft.com/office/drawing/2016/5/12/chartex" xmlns:cx7="http://schemas.microsoft.com/office/drawing/2016/5/13/chartex" xmlns:cx8="http://schemas.microsoft.com/office/drawing/2016/5/14/chartex" xmlns:mc="http://schemas.openxmlformats.org/markup-compatibility/2006" xmlns:aink="http://schemas.microsoft.com/office/drawing/2016/ink" xmlns:am3d="http://schemas.microsoft.com/office/drawing/2017/model3d" xmlns:o="urn:schemas-microsoft-com:office:office" xmlns:oel="http://schemas.microsoft.com/office/2019/extlst" xmlns:r="http://schemas.openxmlformats.org/officeDocument/2006/relationships" xmlns:m="http://schemas.openxmlformats.org/officeDocument/2006/math" xmlns:v="urn:schemas-microsoft-com:vml" xmlns:wp14="http://schemas.microsoft.com/office/word/2010/wordprocessingDrawing" xmlns:wp="http://schemas.openxmlformats.org/drawingml/2006/wordprocessingDrawing" xmlns:w10="urn:schemas-microsoft-com:office:word" xmlns:w="http://schemas.openxmlformats.org/wordprocessingml/2006/main" xmlns:w14="http://schemas.microsoft.com/office/word/2010/wordml" xmlns:w15="http://schemas.microsoft.com/office/word/2012/wordml" xmlns:w16cei="http://schemas.microsoft.com/office/word/2026/wordml/cei" xmlns:w16cex="http://schemas.microsoft.com/office/word/2018/wordml/cex" xmlns:w16cid="http://schemas.microsoft.com/office/word/2016/wordml/cid" xmlns:w16="http://schemas.microsoft.com/office/word/2018/wordml" xmlns:w16du="http://schemas.microsoft.com/office/word/2023/wordml/word16du" xmlns:w16sdtdh="http://schemas.microsoft.com/office/word/2020/wordml/sdtdatahash" xmlns:w16sdtfl="http://schemas.microsoft.com/office/word/2024/wordml/sdtformatlock" xmlns:w16se="http://schemas.microsoft.com/office/word/2015/wordml/symex" xmlns:wpg="http://schemas.microsoft.com/office/word/2010/wordprocessingGroup" xmlns:wpi="http://schemas.microsoft.com/office/word/2010/wordprocessingInk" xmlns:wne="http://schemas.microsoft.com/office/word/2006/wordml" xmlns:wps="http://schemas.microsoft.com/office/word/2010/wordprocessingShape" mc:Ignorable="w14 w15 w16se w16cid w16 w16cex w16sdtdh w16sdtfl w16du wp14">
+  <w:p>
+    <w:r>
+      <w:rPr>
+        <w:noProof/>
+      </w:rPr>
+      <mc:AlternateContent>
+        <mc:Choice Requires="wps">
+          <w:drawing>
+            <wp:anchor distT="0" distB="0" distL="0" distR="0" simplePos="0" relativeHeight="1024" behindDoc="0" locked="0" layoutInCell="1" allowOverlap="1" wp14:anchorId="2BA8CAB8" wp14:editId="0575CCD0">
+              <wp:simplePos x="0" y="0"/>
+              <wp:positionH relativeFrom="page">
+                <wp:align>left</wp:align>
+              </wp:positionH>
+              <wp:positionV relativeFrom="page">
+                <wp:align>center</wp:align>
+              </wp:positionV>
+              <wp:extent cx="7433310" cy="1270000"/>
+              <wp:effectExtent l="0" t="0" r="0" b="0"/>
+              <wp:wrapNone/>
+              <wp:docPr id="3" name="Rectangle"/>
+              <wp:cNvGraphicFramePr/>
+              <a:graphic xmlns:a="http://schemas.openxmlformats.org/drawingml/2006/main">
+                <a:graphicData uri="http://schemas.microsoft.com/office/word/2010/wordprocessingShape">
+                  <wps:wsp>
+                    <wps:cNvSpPr/>
+                    <wps:spPr>
+                      <a:xfrm rot="18900000">
+                        <a:off x="0" y="0"/>
+                        <a:ext cx="7433310" cy="1270000"/>
+                      </a:xfrm>
+                      <a:prstGeom prst="rect">
+                        <a:avLst/>
+                      </a:prstGeom>
+                      <a:solidFill>
+                        <a:srgbClr val="FFFFFF">
+                          <a:alpha val="100000"/>
+                        </a:srgbClr>
+                      </a:solidFill>
+                      <a:ln w="12700" cap="flat" cmpd="sng">
+                        <a:noFill/>
+                        <a:prstDash val="solid"/>
+                      </a:ln>
+                    </wps:spPr>
+                    <wps:txbx>
+                      <w:txbxContent>
+                        <w:p>
+                          <w:pPr>
+                            <w:jc w:val="center"/>
+                          </w:pPr>
+                          <w:r>
+                            <w:rPr>
+                              <w:rFonts w:ascii="Calibri" w:eastAsia="Calibri" w:hAnsi="Calibri" w:cs="Calibri"/>
+                              <w:color w:val="FF0000"/>
+                              <w:sz w:val="32"/>
+                            </w:rPr>
+                            <w:t>Created with a trial version of Syncfusion Word library</w:t>
+                          </w:r>
+                        </w:p>
+                      </w:txbxContent>
+                    </wps:txbx>
+                    <wps:bodyPr rot="0" spcFirstLastPara="0" vertOverflow="overflow" horzOverflow="overflow" vert="horz" wrap="square" lIns="91440" tIns="45720" rIns="91440" bIns="45720" numCol="1" spcCol="0" rtlCol="0" fromWordArt="0" anchor="t" anchorCtr="0" forceAA="0" compatLnSpc="1">
+                      <a:spAutoFit/>
+                    </wps:bodyPr>
+                  </wps:wsp>
+                </a:graphicData>
+              </a:graphic>
+            </wp:anchor>
+          </w:drawing>
+        </mc:Choice>
+        <mc:Fallback>
+          <w:pict>
+            <v:rect w14:anchorId="2BA8CAB8" id="_x0000_s1027" style="position:absolute;margin-left:0;margin-top:0;width:585.3pt;height:100pt;rotation:-45;z-index:1024;visibility:visible;mso-wrap-style:square;mso-wrap-distance-left:0;mso-wrap-distance-top:0;mso-wrap-distance-right:0;mso-wrap-distance-bottom:0;mso-position-horizontal:left;mso-position-horizontal-relative:page;mso-position-vertical:center;mso-position-vertical-relative:page;v-text-anchor:top" o:gfxdata="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" stroked="f" strokeweight="1pt">
+              <v:textbox style="mso-fit-shape-to-text:t">
+                <w:txbxContent>
+                  <w:p>
+                    <w:pPr>
+                      <w:jc w:val="center"/>
+                    </w:pPr>
+                    <w:r>
+                      <w:rPr>
+                        <w:rFonts w:ascii="Calibri" w:eastAsia="Calibri" w:hAnsi="Calibri" w:cs="Calibri"/>
+                        <w:color w:val="FF0000"/>
+                        <w:sz w:val="32"/>
+                      </w:rPr>
+                      <w:t>Created with a trial version of Syncfusion Word library</w:t>
+                    </w:r>
+                  </w:p>
+                </w:txbxContent>
+              </v:textbox>
+              <w10:wrap anchorx="page" anchory="page"/>
+            </v:rect>
+          </w:pict>
+        </mc:Fallback>
+      </mc:AlternateContent>
+    </w:r>
+  </w:p>
   <w:p>
     <w:pPr>
-      <w:pStyle w:val="Kopfzeile"/>
-      <w:spacing/>
+      <w:pStyle w:val="Header"/>
       <w:rPr>
         <w:color w:val="FF0000"/>
       </w:rPr>
@@ -1267,128 +1027,221 @@
       <w:rPr>
         <w:color w:val="FF0000"/>
       </w:rPr>
-      <w:t xml:space="preserve">Kopfzeile</w:t>
+      <w:t>Contracts</w:t>
+    </w:r>
+  </w:p>
+</w:hdr>
+</file>
+
+<file path=word/header3.xml><?xml version="1.0" encoding="utf-8"?>
+<w:hdr xmlns:wpc="http://schemas.microsoft.com/office/word/2010/wordprocessingCanvas" xmlns:cx="http://schemas.microsoft.com/office/drawing/2014/chartex" xmlns:cx1="http://schemas.microsoft.com/office/drawing/2015/9/8/chartex" xmlns:cx2="http://schemas.microsoft.com/office/drawing/2015/10/21/chartex" xmlns:cx3="http://schemas.microsoft.com/office/drawing/2016/5/9/chartex" xmlns:cx4="http://schemas.microsoft.com/office/drawing/2016/5/10/chartex" xmlns:cx5="http://schemas.microsoft.com/office/drawing/2016/5/11/chartex" xmlns:cx6="http://schemas.microsoft.com/office/drawing/2016/5/12/chartex" xmlns:cx7="http://schemas.microsoft.com/office/drawing/2016/5/13/chartex" xmlns:cx8="http://schemas.microsoft.com/office/drawing/2016/5/14/chartex" xmlns:mc="http://schemas.openxmlformats.org/markup-compatibility/2006" xmlns:aink="http://schemas.microsoft.com/office/drawing/2016/ink" xmlns:am3d="http://schemas.microsoft.com/office/drawing/2017/model3d" xmlns:o="urn:schemas-microsoft-com:office:office" xmlns:oel="http://schemas.microsoft.com/office/2019/extlst" xmlns:r="http://schemas.openxmlformats.org/officeDocument/2006/relationships" xmlns:m="http://schemas.openxmlformats.org/officeDocument/2006/math" xmlns:v="urn:schemas-microsoft-com:vml" xmlns:wp14="http://schemas.microsoft.com/office/word/2010/wordprocessingDrawing" xmlns:wp="http://schemas.openxmlformats.org/drawingml/2006/wordprocessingDrawing" xmlns:w10="urn:schemas-microsoft-com:office:word" xmlns:w="http://schemas.openxmlformats.org/wordprocessingml/2006/main" xmlns:w14="http://schemas.microsoft.com/office/word/2010/wordml" xmlns:w15="http://schemas.microsoft.com/office/word/2012/wordml" xmlns:w16cei="http://schemas.microsoft.com/office/word/2026/wordml/cei" xmlns:w16cex="http://schemas.microsoft.com/office/word/2018/wordml/cex" xmlns:w16cid="http://schemas.microsoft.com/office/word/2016/wordml/cid" xmlns:w16="http://schemas.microsoft.com/office/word/2018/wordml" xmlns:w16du="http://schemas.microsoft.com/office/word/2023/wordml/word16du" xmlns:w16sdtdh="http://schemas.microsoft.com/office/word/2020/wordml/sdtdatahash" xmlns:w16sdtfl="http://schemas.microsoft.com/office/word/2024/wordml/sdtformatlock" xmlns:w16se="http://schemas.microsoft.com/office/word/2015/wordml/symex" xmlns:wpg="http://schemas.microsoft.com/office/word/2010/wordprocessingGroup" xmlns:wpi="http://schemas.microsoft.com/office/word/2010/wordprocessingInk" xmlns:wne="http://schemas.microsoft.com/office/word/2006/wordml" xmlns:wps="http://schemas.microsoft.com/office/word/2010/wordprocessingShape" mc:Ignorable="w14 w15 w16se w16cid w16 w16cex w16sdtdh w16sdtfl w16du wp14">
+  <w:p>
+    <w:r>
+      <w:rPr>
+        <w:noProof/>
+      </w:rPr>
+      <mc:AlternateContent>
+        <mc:Choice Requires="wps">
+          <w:drawing>
+            <wp:anchor distT="0" distB="0" distL="0" distR="0" simplePos="0" relativeHeight="3072" behindDoc="0" locked="0" layoutInCell="1" allowOverlap="1" wp14:anchorId="133F047B" wp14:editId="739BB002">
+              <wp:simplePos x="0" y="0"/>
+              <wp:positionH relativeFrom="page">
+                <wp:align>left</wp:align>
+              </wp:positionH>
+              <wp:positionV relativeFrom="page">
+                <wp:align>center</wp:align>
+              </wp:positionV>
+              <wp:extent cx="7433310" cy="1270000"/>
+              <wp:effectExtent l="0" t="0" r="0" b="0"/>
+              <wp:wrapNone/>
+              <wp:docPr id="2" name="Rectangle"/>
+              <wp:cNvGraphicFramePr/>
+              <a:graphic xmlns:a="http://schemas.openxmlformats.org/drawingml/2006/main">
+                <a:graphicData uri="http://schemas.microsoft.com/office/word/2010/wordprocessingShape">
+                  <wps:wsp>
+                    <wps:cNvSpPr/>
+                    <wps:spPr>
+                      <a:xfrm rot="18900000">
+                        <a:off x="0" y="0"/>
+                        <a:ext cx="7433310" cy="1270000"/>
+                      </a:xfrm>
+                      <a:prstGeom prst="rect">
+                        <a:avLst/>
+                      </a:prstGeom>
+                      <a:solidFill>
+                        <a:srgbClr val="FFFFFF">
+                          <a:alpha val="100000"/>
+                        </a:srgbClr>
+                      </a:solidFill>
+                      <a:ln w="12700" cap="flat" cmpd="sng">
+                        <a:noFill/>
+                        <a:prstDash val="solid"/>
+                      </a:ln>
+                    </wps:spPr>
+                    <wps:txbx>
+                      <w:txbxContent>
+                        <w:p>
+                          <w:pPr>
+                            <w:jc w:val="center"/>
+                          </w:pPr>
+                          <w:r>
+                            <w:rPr>
+                              <w:rFonts w:ascii="Calibri" w:eastAsia="Calibri" w:hAnsi="Calibri" w:cs="Calibri"/>
+                              <w:color w:val="FF0000"/>
+                              <w:sz w:val="32"/>
+                            </w:rPr>
+                            <w:t>Created with a trial version of Syncfusion Word library</w:t>
+                          </w:r>
+                        </w:p>
+                      </w:txbxContent>
+                    </wps:txbx>
+                    <wps:bodyPr rot="0" spcFirstLastPara="0" vertOverflow="overflow" horzOverflow="overflow" vert="horz" wrap="square" lIns="91440" tIns="45720" rIns="91440" bIns="45720" numCol="1" spcCol="0" rtlCol="0" fromWordArt="0" anchor="t" anchorCtr="0" forceAA="0" compatLnSpc="1">
+                      <a:spAutoFit/>
+                    </wps:bodyPr>
+                  </wps:wsp>
+                </a:graphicData>
+              </a:graphic>
+            </wp:anchor>
+          </w:drawing>
+        </mc:Choice>
+        <mc:Fallback>
+          <w:pict>
+            <v:rect w14:anchorId="133F047B" id="_x0000_s1028" style="position:absolute;margin-left:0;margin-top:0;width:585.3pt;height:100pt;rotation:-45;z-index:3072;visibility:visible;mso-wrap-style:square;mso-wrap-distance-left:0;mso-wrap-distance-top:0;mso-wrap-distance-right:0;mso-wrap-distance-bottom:0;mso-position-horizontal:left;mso-position-horizontal-relative:page;mso-position-vertical:center;mso-position-vertical-relative:page;v-text-anchor:top" o:gfxdata="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" stroked="f" strokeweight="1pt">
+              <v:textbox style="mso-fit-shape-to-text:t">
+                <w:txbxContent>
+                  <w:p>
+                    <w:pPr>
+                      <w:jc w:val="center"/>
+                    </w:pPr>
+                    <w:r>
+                      <w:rPr>
+                        <w:rFonts w:ascii="Calibri" w:eastAsia="Calibri" w:hAnsi="Calibri" w:cs="Calibri"/>
+                        <w:color w:val="FF0000"/>
+                        <w:sz w:val="32"/>
+                      </w:rPr>
+                      <w:t>Created with a trial version of Syncfusion Word library</w:t>
+                    </w:r>
+                  </w:p>
+                </w:txbxContent>
+              </v:textbox>
+              <w10:wrap anchorx="page" anchory="page"/>
+            </v:rect>
+          </w:pict>
+        </mc:Fallback>
+      </mc:AlternateContent>
     </w:r>
   </w:p>
 </w:hdr>
 </file>
 
 <file path=word/numbering.xml><?xml version="1.0" encoding="utf-8"?>
-<w:numbering xmlns:wpc="http://schemas.microsoft.com/office/word/2010/wordprocessingCanvas" xmlns:mc="http://schemas.openxmlformats.org/markup-compatibility/2006" xmlns:o="urn:schemas-microsoft-com:office:office" xmlns:r="http://schemas.openxmlformats.org/officeDocument/2006/relationships" xmlns:m="http://schemas.openxmlformats.org/officeDocument/2006/math" xmlns:v="urn:schemas-microsoft-com:vml" xmlns:wp14="http://schemas.microsoft.com/office/word/2010/wordprocessingDrawing" xmlns:wp="http://schemas.openxmlformats.org/drawingml/2006/wordprocessingDrawing" xmlns:w="http://schemas.openxmlformats.org/wordprocessingml/2006/main" xmlns:w10="urn:schemas-microsoft-com:office:word" xmlns:w14="http://schemas.microsoft.com/office/word/2010/wordml" xmlns:w15="http://schemas.microsoft.com/office/word/2012/wordml" xmlns:wpg="http://schemas.microsoft.com/office/word/2010/wordprocessingGroup" xmlns:wpi="http://schemas.microsoft.com/office/word/2010/wordprocessingInk" xmlns:wne="http://schemas.microsoft.com/office/word/2006/wordml" xmlns:wps="http://schemas.microsoft.com/office/word/2010/wordprocessingShape" mc:Ignorable="w14 w15 wp14">
-  <w:abstractNum w:abstractNumId="0">
+<w:numbering xmlns:wpc="http://schemas.microsoft.com/office/word/2010/wordprocessingCanvas" xmlns:cx="http://schemas.microsoft.com/office/drawing/2014/chartex" xmlns:cx1="http://schemas.microsoft.com/office/drawing/2015/9/8/chartex" xmlns:cx2="http://schemas.microsoft.com/office/drawing/2015/10/21/chartex" xmlns:cx3="http://schemas.microsoft.com/office/drawing/2016/5/9/chartex" xmlns:cx4="http://schemas.microsoft.com/office/drawing/2016/5/10/chartex" xmlns:cx5="http://schemas.microsoft.com/office/drawing/2016/5/11/chartex" xmlns:cx6="http://schemas.microsoft.com/office/drawing/2016/5/12/chartex" xmlns:cx7="http://schemas.microsoft.com/office/drawing/2016/5/13/chartex" xmlns:cx8="http://schemas.microsoft.com/office/drawing/2016/5/14/chartex" xmlns:mc="http://schemas.openxmlformats.org/markup-compatibility/2006" xmlns:aink="http://schemas.microsoft.com/office/drawing/2016/ink" xmlns:am3d="http://schemas.microsoft.com/office/drawing/2017/model3d" xmlns:o="urn:schemas-microsoft-com:office:office" xmlns:oel="http://schemas.microsoft.com/office/2019/extlst" xmlns:r="http://schemas.openxmlformats.org/officeDocument/2006/relationships" xmlns:m="http://schemas.openxmlformats.org/officeDocument/2006/math" xmlns:v="urn:schemas-microsoft-com:vml" xmlns:wp14="http://schemas.microsoft.com/office/word/2010/wordprocessingDrawing" xmlns:wp="http://schemas.openxmlformats.org/drawingml/2006/wordprocessingDrawing" xmlns:w10="urn:schemas-microsoft-com:office:word" xmlns:w="http://schemas.openxmlformats.org/wordprocessingml/2006/main" xmlns:w14="http://schemas.microsoft.com/office/word/2010/wordml" xmlns:w15="http://schemas.microsoft.com/office/word/2012/wordml" xmlns:w16cei="http://schemas.microsoft.com/office/word/2026/wordml/cei" xmlns:w16cex="http://schemas.microsoft.com/office/word/2018/wordml/cex" xmlns:w16cid="http://schemas.microsoft.com/office/word/2016/wordml/cid" xmlns:w16="http://schemas.microsoft.com/office/word/2018/wordml" xmlns:w16du="http://schemas.microsoft.com/office/word/2023/wordml/word16du" xmlns:w16sdtdh="http://schemas.microsoft.com/office/word/2020/wordml/sdtdatahash" xmlns:w16sdtfl="http://schemas.microsoft.com/office/word/2024/wordml/sdtformatlock" xmlns:w16se="http://schemas.microsoft.com/office/word/2015/wordml/symex" xmlns:wpg="http://schemas.microsoft.com/office/word/2010/wordprocessingGroup" xmlns:wpi="http://schemas.microsoft.com/office/word/2010/wordprocessingInk" xmlns:wne="http://schemas.microsoft.com/office/word/2006/wordml" xmlns:wps="http://schemas.microsoft.com/office/word/2010/wordprocessingShape" mc:Ignorable="w14 w15 w16se w16cid w16 w16cex w16sdtdh w16sdtfl w16du wp14">
+  <w:abstractNum w:abstractNumId="0" w15:restartNumberingAfterBreak="0">
     <w:nsid w:val="1E461184"/>
     <w:multiLevelType w:val="hybridMultilevel"/>
-    <w:lvl w:ilvl="0">
+    <w:tmpl w:val="2D58F7B8"/>
+    <w:lvl w:ilvl="0" w:tplc="147092FA">
       <w:start w:val="10"/>
       <w:numFmt w:val="bullet"/>
-      <w:suff w:val="tab"/>
       <w:lvlText w:val=""/>
-      <w:pPr>
-        <w:spacing/>
+      <w:lvlJc w:val="left"/>
+      <w:pPr>
         <w:ind w:left="720" w:hanging="360"/>
       </w:pPr>
       <w:rPr>
-        <w:rFonts w:ascii="Symbol" w:hAnsi="Symbol" w:eastAsiaTheme="minorEastAsia" w:cstheme="minorBidi" w:hint="default"/>
+        <w:rFonts w:ascii="Symbol" w:eastAsiaTheme="minorEastAsia" w:hAnsi="Symbol" w:cstheme="minorBidi" w:hint="default"/>
       </w:rPr>
     </w:lvl>
-    <w:lvl w:ilvl="1">
+    <w:lvl w:ilvl="1" w:tplc="2BFA8E2E">
       <w:start w:val="1"/>
       <w:numFmt w:val="bullet"/>
-      <w:suff w:val="tab"/>
       <w:lvlText w:val="o"/>
-      <w:pPr>
-        <w:spacing/>
+      <w:lvlJc w:val="left"/>
+      <w:pPr>
         <w:ind w:left="1440" w:hanging="360"/>
       </w:pPr>
       <w:rPr>
         <w:rFonts w:ascii="Courier New" w:hAnsi="Courier New" w:cs="Courier New" w:hint="default"/>
       </w:rPr>
     </w:lvl>
-    <w:lvl w:ilvl="2">
+    <w:lvl w:ilvl="2" w:tplc="E3666DB8">
       <w:start w:val="1"/>
       <w:numFmt w:val="bullet"/>
-      <w:suff w:val="tab"/>
       <w:lvlText w:val=""/>
-      <w:pPr>
-        <w:spacing/>
+      <w:lvlJc w:val="left"/>
+      <w:pPr>
         <w:ind w:left="2160" w:hanging="360"/>
       </w:pPr>
       <w:rPr>
         <w:rFonts w:ascii="Wingdings" w:hAnsi="Wingdings" w:hint="default"/>
       </w:rPr>
     </w:lvl>
-    <w:lvl w:ilvl="3">
+    <w:lvl w:ilvl="3" w:tplc="AD02BEF4">
       <w:start w:val="1"/>
       <w:numFmt w:val="bullet"/>
-      <w:suff w:val="tab"/>
       <w:lvlText w:val=""/>
-      <w:pPr>
-        <w:spacing/>
+      <w:lvlJc w:val="left"/>
+      <w:pPr>
         <w:ind w:left="2880" w:hanging="360"/>
       </w:pPr>
       <w:rPr>
         <w:rFonts w:ascii="Symbol" w:hAnsi="Symbol" w:hint="default"/>
       </w:rPr>
     </w:lvl>
-    <w:lvl w:ilvl="4">
+    <w:lvl w:ilvl="4" w:tplc="415837B6">
       <w:start w:val="1"/>
       <w:numFmt w:val="bullet"/>
-      <w:suff w:val="tab"/>
       <w:lvlText w:val="o"/>
-      <w:pPr>
-        <w:spacing/>
+      <w:lvlJc w:val="left"/>
+      <w:pPr>
         <w:ind w:left="3600" w:hanging="360"/>
       </w:pPr>
       <w:rPr>
         <w:rFonts w:ascii="Courier New" w:hAnsi="Courier New" w:cs="Courier New" w:hint="default"/>
       </w:rPr>
     </w:lvl>
-    <w:lvl w:ilvl="5">
+    <w:lvl w:ilvl="5" w:tplc="D3285B38">
       <w:start w:val="1"/>
       <w:numFmt w:val="bullet"/>
-      <w:suff w:val="tab"/>
       <w:lvlText w:val=""/>
-      <w:pPr>
-        <w:spacing/>
+      <w:lvlJc w:val="left"/>
+      <w:pPr>
         <w:ind w:left="4320" w:hanging="360"/>
       </w:pPr>
       <w:rPr>
         <w:rFonts w:ascii="Wingdings" w:hAnsi="Wingdings" w:hint="default"/>
       </w:rPr>
     </w:lvl>
-    <w:lvl w:ilvl="6">
+    <w:lvl w:ilvl="6" w:tplc="07CA4A74">
       <w:start w:val="1"/>
       <w:numFmt w:val="bullet"/>
-      <w:suff w:val="tab"/>
       <w:lvlText w:val=""/>
-      <w:pPr>
-        <w:spacing/>
+      <w:lvlJc w:val="left"/>
+      <w:pPr>
         <w:ind w:left="5040" w:hanging="360"/>
       </w:pPr>
       <w:rPr>
         <w:rFonts w:ascii="Symbol" w:hAnsi="Symbol" w:hint="default"/>
       </w:rPr>
     </w:lvl>
-    <w:lvl w:ilvl="7">
+    <w:lvl w:ilvl="7" w:tplc="B10A7D28">
       <w:start w:val="1"/>
       <w:numFmt w:val="bullet"/>
-      <w:suff w:val="tab"/>
       <w:lvlText w:val="o"/>
-      <w:pPr>
-        <w:spacing/>
+      <w:lvlJc w:val="left"/>
+      <w:pPr>
         <w:ind w:left="5760" w:hanging="360"/>
       </w:pPr>
       <w:rPr>
         <w:rFonts w:ascii="Courier New" w:hAnsi="Courier New" w:cs="Courier New" w:hint="default"/>
       </w:rPr>
     </w:lvl>
-    <w:lvl w:ilvl="8">
+    <w:lvl w:ilvl="8" w:tplc="FBD0F248">
       <w:start w:val="1"/>
       <w:numFmt w:val="bullet"/>
-      <w:suff w:val="tab"/>
       <w:lvlText w:val=""/>
-      <w:pPr>
-        <w:spacing/>
+      <w:lvlJc w:val="left"/>
+      <w:pPr>
         <w:ind w:left="6480" w:hanging="360"/>
       </w:pPr>
       <w:rPr>
@@ -1396,124 +1249,191 @@
       </w:rPr>
     </w:lvl>
   </w:abstractNum>
-  <w:abstractNum w:abstractNumId="1">
+  <w:abstractNum w:abstractNumId="1" w15:restartNumberingAfterBreak="0">
+    <w:nsid w:val="239396C0"/>
+    <w:multiLevelType w:val="hybridMultilevel"/>
+    <w:tmpl w:val="D48A2C4C"/>
+    <w:lvl w:ilvl="0" w:tplc="C9FE9D1C">
+      <w:start w:val="1"/>
+      <w:numFmt w:val="decimal"/>
+      <w:lvlText w:val="%1."/>
+      <w:lvlJc w:val="left"/>
+      <w:pPr>
+        <w:ind w:left="720" w:hanging="360"/>
+      </w:pPr>
+    </w:lvl>
+    <w:lvl w:ilvl="1" w:tplc="E74AC584">
+      <w:start w:val="1"/>
+      <w:numFmt w:val="lowerLetter"/>
+      <w:lvlText w:val="%2."/>
+      <w:lvlJc w:val="left"/>
+      <w:pPr>
+        <w:ind w:left="1440"/>
+      </w:pPr>
+    </w:lvl>
+    <w:lvl w:ilvl="2" w:tplc="FBE4DF38">
+      <w:start w:val="1"/>
+      <w:numFmt w:val="lowerRoman"/>
+      <w:lvlText w:val="%3."/>
+      <w:lvlJc w:val="left"/>
+      <w:pPr>
+        <w:ind w:left="2160"/>
+      </w:pPr>
+    </w:lvl>
+    <w:lvl w:ilvl="3" w:tplc="0FA0F344">
+      <w:start w:val="1"/>
+      <w:numFmt w:val="decimal"/>
+      <w:lvlText w:val="%4."/>
+      <w:lvlJc w:val="left"/>
+      <w:pPr>
+        <w:ind w:left="2880"/>
+      </w:pPr>
+    </w:lvl>
+    <w:lvl w:ilvl="4" w:tplc="1884FA58">
+      <w:start w:val="1"/>
+      <w:numFmt w:val="lowerLetter"/>
+      <w:lvlText w:val="%5."/>
+      <w:lvlJc w:val="left"/>
+      <w:pPr>
+        <w:ind w:left="3600"/>
+      </w:pPr>
+    </w:lvl>
+    <w:lvl w:ilvl="5" w:tplc="C49E8C92">
+      <w:start w:val="1"/>
+      <w:numFmt w:val="lowerRoman"/>
+      <w:lvlText w:val="%6."/>
+      <w:lvlJc w:val="left"/>
+      <w:pPr>
+        <w:ind w:left="4320"/>
+      </w:pPr>
+    </w:lvl>
+    <w:lvl w:ilvl="6" w:tplc="3BF4571E">
+      <w:start w:val="1"/>
+      <w:numFmt w:val="decimal"/>
+      <w:lvlText w:val="%7."/>
+      <w:lvlJc w:val="left"/>
+      <w:pPr>
+        <w:ind w:left="5040"/>
+      </w:pPr>
+    </w:lvl>
+    <w:lvl w:ilvl="7" w:tplc="868406EC">
+      <w:start w:val="1"/>
+      <w:numFmt w:val="lowerLetter"/>
+      <w:lvlText w:val="%8."/>
+      <w:lvlJc w:val="left"/>
+      <w:pPr>
+        <w:ind w:left="5760"/>
+      </w:pPr>
+    </w:lvl>
+    <w:lvl w:ilvl="8" w:tplc="E43A4450">
+      <w:start w:val="1"/>
+      <w:numFmt w:val="lowerRoman"/>
+      <w:lvlText w:val="%9."/>
+      <w:lvlJc w:val="left"/>
+      <w:pPr>
+        <w:ind w:left="6480"/>
+      </w:pPr>
+    </w:lvl>
+  </w:abstractNum>
+  <w:abstractNum w:abstractNumId="2" w15:restartNumberingAfterBreak="0">
     <w:nsid w:val="32243FC6"/>
     <w:multiLevelType w:val="hybridMultilevel"/>
-    <w:lvl w:ilvl="0">
+    <w:tmpl w:val="A522952A"/>
+    <w:lvl w:ilvl="0" w:tplc="D1BEE156">
       <w:start w:val="1"/>
       <w:numFmt w:val="decimal"/>
-      <w:suff w:val="tab"/>
       <w:lvlText w:val="%1."/>
-      <w:pPr>
-        <w:spacing/>
+      <w:lvlJc w:val="left"/>
+      <w:pPr>
         <w:ind w:left="720" w:hanging="360"/>
       </w:pPr>
       <w:rPr>
         <w:rFonts w:hint="default"/>
       </w:rPr>
     </w:lvl>
-    <w:lvl w:ilvl="1">
+    <w:lvl w:ilvl="1" w:tplc="5E1258D4">
       <w:start w:val="1"/>
       <w:numFmt w:val="lowerLetter"/>
-      <w:suff w:val="tab"/>
       <w:lvlText w:val="%2."/>
-      <w:pPr>
-        <w:spacing/>
+      <w:lvlJc w:val="left"/>
+      <w:pPr>
         <w:ind w:left="1440" w:hanging="360"/>
       </w:pPr>
-      <w:rPr/>
-    </w:lvl>
-    <w:lvl w:ilvl="2">
+    </w:lvl>
+    <w:lvl w:ilvl="2" w:tplc="348C422E">
       <w:start w:val="1"/>
       <w:numFmt w:val="lowerRoman"/>
-      <w:suff w:val="tab"/>
       <w:lvlText w:val="%3."/>
       <w:lvlJc w:val="right"/>
       <w:pPr>
-        <w:spacing/>
         <w:ind w:left="2160" w:hanging="180"/>
       </w:pPr>
-      <w:rPr/>
-    </w:lvl>
-    <w:lvl w:ilvl="3">
+    </w:lvl>
+    <w:lvl w:ilvl="3" w:tplc="3BEC4994">
       <w:start w:val="1"/>
       <w:numFmt w:val="decimal"/>
-      <w:suff w:val="tab"/>
       <w:lvlText w:val="%4."/>
-      <w:pPr>
-        <w:spacing/>
+      <w:lvlJc w:val="left"/>
+      <w:pPr>
         <w:ind w:left="2880" w:hanging="360"/>
       </w:pPr>
-      <w:rPr/>
-    </w:lvl>
-    <w:lvl w:ilvl="4">
+    </w:lvl>
+    <w:lvl w:ilvl="4" w:tplc="14207F6C">
       <w:start w:val="1"/>
       <w:numFmt w:val="lowerLetter"/>
-      <w:suff w:val="tab"/>
       <w:lvlText w:val="%5."/>
-      <w:pPr>
-        <w:spacing/>
+      <w:lvlJc w:val="left"/>
+      <w:pPr>
         <w:ind w:left="3600" w:hanging="360"/>
       </w:pPr>
-      <w:rPr/>
-    </w:lvl>
-    <w:lvl w:ilvl="5">
+    </w:lvl>
+    <w:lvl w:ilvl="5" w:tplc="DD0463EC">
       <w:start w:val="1"/>
       <w:numFmt w:val="lowerRoman"/>
-      <w:suff w:val="tab"/>
       <w:lvlText w:val="%6."/>
       <w:lvlJc w:val="right"/>
       <w:pPr>
-        <w:spacing/>
         <w:ind w:left="4320" w:hanging="180"/>
       </w:pPr>
-      <w:rPr/>
-    </w:lvl>
-    <w:lvl w:ilvl="6">
+    </w:lvl>
+    <w:lvl w:ilvl="6" w:tplc="E9200BA0">
       <w:start w:val="1"/>
       <w:numFmt w:val="decimal"/>
-      <w:suff w:val="tab"/>
       <w:lvlText w:val="%7."/>
-      <w:pPr>
-        <w:spacing/>
+      <w:lvlJc w:val="left"/>
+      <w:pPr>
         <w:ind w:left="5040" w:hanging="360"/>
       </w:pPr>
-      <w:rPr/>
-    </w:lvl>
-    <w:lvl w:ilvl="7">
+    </w:lvl>
+    <w:lvl w:ilvl="7" w:tplc="46AC8F86">
       <w:start w:val="1"/>
       <w:numFmt w:val="lowerLetter"/>
-      <w:suff w:val="tab"/>
       <w:lvlText w:val="%8."/>
-      <w:pPr>
-        <w:spacing/>
+      <w:lvlJc w:val="left"/>
+      <w:pPr>
         <w:ind w:left="5760" w:hanging="360"/>
       </w:pPr>
-      <w:rPr/>
-    </w:lvl>
-    <w:lvl w:ilvl="8">
+    </w:lvl>
+    <w:lvl w:ilvl="8" w:tplc="6980E960">
       <w:start w:val="1"/>
       <w:numFmt w:val="lowerRoman"/>
-      <w:suff w:val="tab"/>
       <w:lvlText w:val="%9."/>
       <w:lvlJc w:val="right"/>
       <w:pPr>
-        <w:spacing/>
         <w:ind w:left="6480" w:hanging="180"/>
       </w:pPr>
-      <w:rPr/>
     </w:lvl>
   </w:abstractNum>
-  <w:abstractNum w:abstractNumId="2">
-    <w:nsid w:val="3EEF5441"/>
+  <w:abstractNum w:abstractNumId="3" w15:restartNumberingAfterBreak="0">
+    <w:nsid w:val="6C4FF2DA"/>
     <w:multiLevelType w:val="hybridMultilevel"/>
-    <w:lvl w:ilvl="0">
+    <w:tmpl w:val="ABF8EC98"/>
+    <w:lvl w:ilvl="0" w:tplc="27507358">
       <w:start w:val="1"/>
       <w:numFmt w:val="bullet"/>
-      <w:suff w:val="tab"/>
       <w:lvlText w:val=""/>
-      <w:pPr>
-        <w:spacing/>
+      <w:lvlJc w:val="left"/>
+      <w:pPr>
         <w:ind w:left="720" w:hanging="360"/>
       </w:pPr>
       <w:rPr>
@@ -1521,104 +1441,96 @@
         <w:sz w:val="20"/>
       </w:rPr>
     </w:lvl>
-    <w:lvl w:ilvl="1">
+    <w:lvl w:ilvl="1" w:tplc="648E2D14">
       <w:start w:val="1"/>
       <w:numFmt w:val="bullet"/>
-      <w:suff w:val="tab"/>
       <w:lvlText w:val="o"/>
-      <w:pPr>
-        <w:spacing/>
+      <w:lvlJc w:val="left"/>
+      <w:pPr>
         <w:ind w:left="1440"/>
       </w:pPr>
       <w:rPr>
         <w:rFonts w:ascii="Courier New" w:hAnsi="Courier New"/>
       </w:rPr>
     </w:lvl>
-    <w:lvl w:ilvl="2">
+    <w:lvl w:ilvl="2" w:tplc="E79867DA">
       <w:start w:val="1"/>
       <w:numFmt w:val="bullet"/>
-      <w:suff w:val="tab"/>
       <w:lvlText w:val=""/>
-      <w:pPr>
-        <w:spacing/>
+      <w:lvlJc w:val="left"/>
+      <w:pPr>
         <w:ind w:left="2160"/>
       </w:pPr>
       <w:rPr>
         <w:rFonts w:ascii="Wingdings" w:hAnsi="Wingdings"/>
       </w:rPr>
     </w:lvl>
-    <w:lvl w:ilvl="3">
+    <w:lvl w:ilvl="3" w:tplc="74AEBE68">
       <w:start w:val="1"/>
       <w:numFmt w:val="bullet"/>
-      <w:suff w:val="tab"/>
       <w:lvlText w:val=""/>
-      <w:pPr>
-        <w:spacing/>
+      <w:lvlJc w:val="left"/>
+      <w:pPr>
         <w:ind w:left="2880"/>
       </w:pPr>
       <w:rPr>
         <w:rFonts w:ascii="Symbol" w:hAnsi="Symbol"/>
       </w:rPr>
     </w:lvl>
-    <w:lvl w:ilvl="4">
+    <w:lvl w:ilvl="4" w:tplc="27B6CBB4">
       <w:start w:val="1"/>
       <w:numFmt w:val="bullet"/>
-      <w:suff w:val="tab"/>
       <w:lvlText w:val="o"/>
-      <w:pPr>
-        <w:spacing/>
+      <w:lvlJc w:val="left"/>
+      <w:pPr>
         <w:ind w:left="3600"/>
       </w:pPr>
       <w:rPr>
         <w:rFonts w:ascii="Courier New" w:hAnsi="Courier New"/>
       </w:rPr>
     </w:lvl>
-    <w:lvl w:ilvl="5">
+    <w:lvl w:ilvl="5" w:tplc="75522B98">
       <w:start w:val="1"/>
       <w:numFmt w:val="bullet"/>
-      <w:suff w:val="tab"/>
       <w:lvlText w:val=""/>
-      <w:pPr>
-        <w:spacing/>
+      <w:lvlJc w:val="left"/>
+      <w:pPr>
         <w:ind w:left="4320"/>
       </w:pPr>
       <w:rPr>
         <w:rFonts w:ascii="Wingdings" w:hAnsi="Wingdings"/>
       </w:rPr>
     </w:lvl>
-    <w:lvl w:ilvl="6">
+    <w:lvl w:ilvl="6" w:tplc="E346B88C">
       <w:start w:val="1"/>
       <w:numFmt w:val="bullet"/>
-      <w:suff w:val="tab"/>
       <w:lvlText w:val=""/>
-      <w:pPr>
-        <w:spacing/>
+      <w:lvlJc w:val="left"/>
+      <w:pPr>
         <w:ind w:left="5040"/>
       </w:pPr>
       <w:rPr>
         <w:rFonts w:ascii="Symbol" w:hAnsi="Symbol"/>
       </w:rPr>
     </w:lvl>
-    <w:lvl w:ilvl="7">
+    <w:lvl w:ilvl="7" w:tplc="6360F48C">
       <w:start w:val="1"/>
       <w:numFmt w:val="bullet"/>
-      <w:suff w:val="tab"/>
       <w:lvlText w:val="o"/>
-      <w:pPr>
-        <w:spacing/>
+      <w:lvlJc w:val="left"/>
+      <w:pPr>
         <w:ind w:left="5760"/>
       </w:pPr>
       <w:rPr>
         <w:rFonts w:ascii="Courier New" w:hAnsi="Courier New"/>
       </w:rPr>
     </w:lvl>
-    <w:lvl w:ilvl="8">
+    <w:lvl w:ilvl="8" w:tplc="40DE0D0C">
       <w:start w:val="1"/>
       <w:numFmt w:val="bullet"/>
-      <w:suff w:val="tab"/>
       <w:lvlText w:val=""/>
-      <w:pPr>
-        <w:spacing/>
+      <w:lvlJc w:val="left"/>
+      <w:pPr>
         <w:ind w:left="6480"/>
       </w:pPr>
       <w:rPr>
@@ -1626,130 +1538,27 @@
       </w:rPr>
     </w:lvl>
   </w:abstractNum>
-  <w:abstractNum w:abstractNumId="3">
-    <w:nsid w:val="65EAB69A"/>
-    <w:multiLevelType w:val="hybridMultilevel"/>
-    <w:lvl w:ilvl="0">
-      <w:start w:val="1"/>
-      <w:numFmt w:val="decimal"/>
-      <w:suff w:val="tab"/>
-      <w:lvlText w:val="%1."/>
-      <w:pPr>
-        <w:spacing/>
-        <w:ind w:left="720" w:hanging="360"/>
-      </w:pPr>
-      <w:rPr/>
-    </w:lvl>
-    <w:lvl w:ilvl="1">
-      <w:start w:val="1"/>
-      <w:numFmt w:val="lowerLetter"/>
-      <w:suff w:val="tab"/>
-      <w:lvlText w:val="%2."/>
-      <w:pPr>
-        <w:spacing/>
-        <w:ind w:left="1440"/>
-      </w:pPr>
-      <w:rPr/>
-    </w:lvl>
-    <w:lvl w:ilvl="2">
-      <w:start w:val="1"/>
-      <w:numFmt w:val="lowerRoman"/>
-      <w:suff w:val="tab"/>
-      <w:lvlText w:val="%3."/>
-      <w:pPr>
-        <w:spacing/>
-        <w:ind w:left="2160"/>
-      </w:pPr>
-      <w:rPr/>
-    </w:lvl>
-    <w:lvl w:ilvl="3">
-      <w:start w:val="1"/>
-      <w:numFmt w:val="decimal"/>
-      <w:suff w:val="tab"/>
-      <w:lvlText w:val="%4."/>
-      <w:pPr>
-        <w:spacing/>
-        <w:ind w:left="2880"/>
-      </w:pPr>
-      <w:rPr/>
-    </w:lvl>
-    <w:lvl w:ilvl="4">
-      <w:start w:val="1"/>
-      <w:numFmt w:val="lowerLetter"/>
-      <w:suff w:val="tab"/>
-      <w:lvlText w:val="%5."/>
-      <w:pPr>
-        <w:spacing/>
-        <w:ind w:left="3600"/>
-      </w:pPr>
-      <w:rPr/>
-    </w:lvl>
-    <w:lvl w:ilvl="5">
-      <w:start w:val="1"/>
-      <w:numFmt w:val="lowerRoman"/>
-      <w:suff w:val="tab"/>
-      <w:lvlText w:val="%6."/>
-      <w:pPr>
-        <w:spacing/>
-        <w:ind w:left="4320"/>
-      </w:pPr>
-      <w:rPr/>
-    </w:lvl>
-    <w:lvl w:ilvl="6">
-      <w:start w:val="1"/>
-      <w:numFmt w:val="decimal"/>
-      <w:suff w:val="tab"/>
-      <w:lvlText w:val="%7."/>
-      <w:pPr>
-        <w:spacing/>
-        <w:ind w:left="5040"/>
-      </w:pPr>
-      <w:rPr/>
-    </w:lvl>
-    <w:lvl w:ilvl="7">
-      <w:start w:val="1"/>
-      <w:numFmt w:val="lowerLetter"/>
-      <w:suff w:val="tab"/>
-      <w:lvlText w:val="%8."/>
-      <w:pPr>
-        <w:spacing/>
-        <w:ind w:left="5760"/>
-      </w:pPr>
-      <w:rPr/>
-    </w:lvl>
-    <w:lvl w:ilvl="8">
-      <w:start w:val="1"/>
-      <w:numFmt w:val="lowerRoman"/>
-      <w:suff w:val="tab"/>
-      <w:lvlText w:val="%9."/>
-      <w:pPr>
-        <w:spacing/>
-        <w:ind w:left="6480"/>
-      </w:pPr>
-      <w:rPr/>
-    </w:lvl>
-  </w:abstractNum>
-  <w:num w:numId="1">
+  <w:num w:numId="1" w16cid:durableId="1544560787">
     <w:abstractNumId w:val="0"/>
   </w:num>
-  <w:num w:numId="2">
-    <w:abstractNumId w:val="1"/>
-  </w:num>
-  <w:num w:numId="3">
+  <w:num w:numId="2" w16cid:durableId="1302538058">
     <w:abstractNumId w:val="2"/>
   </w:num>
-  <w:num w:numId="4">
+  <w:num w:numId="3" w16cid:durableId="1900826039">
     <w:abstractNumId w:val="3"/>
+  </w:num>
+  <w:num w:numId="4" w16cid:durableId="1066418339">
+    <w:abstractNumId w:val="1"/>
   </w:num>
 </w:numbering>
 </file>
 
 <file path=word/styles.xml><?xml version="1.0" encoding="utf-8"?>
-<w:styles xmlns:mc="http://schemas.openxmlformats.org/markup-compatibility/2006" xmlns:r="http://schemas.openxmlformats.org/officeDocument/2006/relationships" xmlns:w="http://schemas.openxmlformats.org/wordprocessingml/2006/main" xmlns:w14="http://schemas.microsoft.com/office/word/2010/wordml" xmlns:w15="http://schemas.microsoft.com/office/word/2012/wordml" mc:Ignorable="w14 w15">
+<w:styles xmlns:mc="http://schemas.openxmlformats.org/markup-compatibility/2006" xmlns:r="http://schemas.openxmlformats.org/officeDocument/2006/relationships" xmlns:w="http://schemas.openxmlformats.org/wordprocessingml/2006/main" xmlns:w14="http://schemas.microsoft.com/office/word/2010/wordml" xmlns:w15="http://schemas.microsoft.com/office/word/2012/wordml" xmlns:w16cex="http://schemas.microsoft.com/office/word/2018/wordml/cex" xmlns:w16cid="http://schemas.microsoft.com/office/word/2016/wordml/cid" xmlns:w16="http://schemas.microsoft.com/office/word/2018/wordml" xmlns:w16du="http://schemas.microsoft.com/office/word/2023/wordml/word16du" xmlns:w16sdtdh="http://schemas.microsoft.com/office/word/2020/wordml/sdtdatahash" xmlns:w16sdtfl="http://schemas.microsoft.com/office/word/2024/wordml/sdtformatlock" xmlns:w16se="http://schemas.microsoft.com/office/word/2015/wordml/symex" mc:Ignorable="w14 w15 w16se w16cid w16 w16cex w16sdtdh w16sdtfl w16du">
   <w:docDefaults>
     <w:rPrDefault>
       <w:rPr>
-        <w:rFonts w:asciiTheme="minorHAnsi" w:hAnsiTheme="minorHAnsi" w:eastAsiaTheme="minorEastAsia" w:cstheme="minorBidi"/>
+        <w:rFonts w:asciiTheme="minorHAnsi" w:eastAsiaTheme="minorEastAsia" w:hAnsiTheme="minorHAnsi" w:cstheme="minorBidi"/>
         <w:lang w:val="de-DE" w:eastAsia="en-US" w:bidi="ar-SA"/>
       </w:rPr>
     </w:rPrDefault>
@@ -1759,7 +1568,7 @@
       </w:pPr>
     </w:pPrDefault>
   </w:docDefaults>
-  <w:latentStyles xmlns:w="http://schemas.openxmlformats.org/wordprocessingml/2006/main" w:defLockedState="0" w:defUIPriority="99" w:defSemiHidden="0" w:defUnhideWhenUsed="0" w:defQFormat="0" w:count="376">
+  <w:latentStyles w:defLockedState="0" w:defUIPriority="99" w:defSemiHidden="0" w:defUnhideWhenUsed="0" w:defQFormat="0" w:count="376">
     <w:lsdException w:name="Normal" w:uiPriority="0" w:qFormat="1"/>
     <w:lsdException w:name="heading 1" w:uiPriority="9" w:qFormat="1"/>
     <w:lsdException w:name="heading 2" w:semiHidden="1" w:uiPriority="9" w:unhideWhenUsed="1" w:qFormat="1"/>
@@ -2137,26 +1946,22 @@
     <w:lsdException w:name="Unresolved Mention" w:semiHidden="1" w:unhideWhenUsed="1"/>
     <w:lsdException w:name="Smart Link" w:semiHidden="1" w:unhideWhenUsed="1"/>
   </w:latentStyles>
-  <w:style w:type="paragraph" w:styleId="Standard" w:default="1">
+  <w:style w:type="paragraph" w:default="1" w:styleId="Normal">
     <w:name w:val="Normal"/>
     <w:qFormat/>
-    <w:pPr>
-      <w:spacing/>
-    </w:pPr>
-    <w:rPr/>
-  </w:style>
-  <w:style w:type="paragraph" w:styleId="berschrift1">
-    <w:name w:val="Heading 1"/>
-    <w:basedOn w:val="Standard"/>
-    <w:link w:val="Überschrift1Zchn"/>
+  </w:style>
+  <w:style w:type="paragraph" w:styleId="Heading1">
+    <w:name w:val="heading 1"/>
+    <w:basedOn w:val="Normal"/>
+    <w:link w:val="Heading1Char"/>
     <w:uiPriority w:val="9"/>
     <w:qFormat/>
     <w:pPr>
       <w:pBdr>
-        <w:top w:val="single" w:color="4472C4" w:sz="24" w:space="0"/>
-        <w:left w:val="single" w:color="4472C4" w:sz="24" w:space="0"/>
-        <w:bottom w:val="single" w:color="4472C4" w:sz="24" w:space="0"/>
-        <w:right w:val="single" w:color="4472C4" w:sz="24" w:space="0"/>
+        <w:top w:val="single" w:sz="24" w:space="0" w:color="4472C4"/>
+        <w:left w:val="single" w:sz="24" w:space="0" w:color="4472C4"/>
+        <w:bottom w:val="single" w:sz="24" w:space="0" w:color="4472C4"/>
+        <w:right w:val="single" w:sz="24" w:space="0" w:color="4472C4"/>
       </w:pBdr>
       <w:shd w:val="clear" w:color="auto" w:fill="4472C4"/>
       <w:spacing w:after="0"/>
@@ -2170,19 +1975,19 @@
       <w:szCs w:val="22"/>
     </w:rPr>
   </w:style>
-  <w:style w:type="paragraph" w:styleId="berschrift2">
-    <w:name w:val="Heading 2"/>
-    <w:basedOn w:val="Standard"/>
-    <w:link w:val="Überschrift2Zchn"/>
+  <w:style w:type="paragraph" w:styleId="Heading2">
+    <w:name w:val="heading 2"/>
+    <w:basedOn w:val="Normal"/>
+    <w:link w:val="Heading2Char"/>
     <w:uiPriority w:val="9"/>
     <w:unhideWhenUsed/>
     <w:qFormat/>
     <w:pPr>
       <w:pBdr>
-        <w:top w:val="single" w:color="D9E2F3" w:sz="24" w:space="0"/>
-        <w:left w:val="single" w:color="D9E2F3" w:sz="24" w:space="0"/>
-        <w:bottom w:val="single" w:color="D9E2F3" w:sz="24" w:space="0"/>
-        <w:right w:val="single" w:color="D9E2F3" w:sz="24" w:space="0"/>
+        <w:top w:val="single" w:sz="24" w:space="0" w:color="D9E2F3"/>
+        <w:left w:val="single" w:sz="24" w:space="0" w:color="D9E2F3"/>
+        <w:bottom w:val="single" w:sz="24" w:space="0" w:color="D9E2F3"/>
+        <w:right w:val="single" w:sz="24" w:space="0" w:color="D9E2F3"/>
       </w:pBdr>
       <w:shd w:val="clear" w:color="auto" w:fill="D9E2F3"/>
       <w:spacing w:after="0"/>
@@ -2193,16 +1998,16 @@
       <w:spacing w:val="15"/>
     </w:rPr>
   </w:style>
-  <w:style w:type="paragraph" w:styleId="berschrift3">
-    <w:name w:val="Heading 3"/>
-    <w:basedOn w:val="Standard"/>
-    <w:link w:val="Überschrift3Zchn"/>
+  <w:style w:type="paragraph" w:styleId="Heading3">
+    <w:name w:val="heading 3"/>
+    <w:basedOn w:val="Normal"/>
+    <w:link w:val="Heading3Char"/>
     <w:uiPriority w:val="9"/>
     <w:unhideWhenUsed/>
     <w:qFormat/>
     <w:pPr>
       <w:pBdr>
-        <w:top w:val="single" w:color="4472C4" w:sz="6" w:space="2"/>
+        <w:top w:val="single" w:sz="6" w:space="2" w:color="4472C4"/>
       </w:pBdr>
       <w:spacing w:before="300" w:after="0"/>
       <w:outlineLvl w:val="2"/>
@@ -2213,17 +2018,17 @@
       <w:spacing w:val="15"/>
     </w:rPr>
   </w:style>
-  <w:style w:type="paragraph" w:styleId="berschrift4">
-    <w:name w:val="Heading 4"/>
-    <w:basedOn w:val="Standard"/>
-    <w:link w:val="Überschrift4Zchn"/>
+  <w:style w:type="paragraph" w:styleId="Heading4">
+    <w:name w:val="heading 4"/>
+    <w:basedOn w:val="Normal"/>
+    <w:link w:val="Heading4Char"/>
     <w:uiPriority w:val="9"/>
     <w:semiHidden/>
     <w:unhideWhenUsed/>
     <w:qFormat/>
     <w:pPr>
       <w:pBdr>
-        <w:top w:val="dotted" w:color="4472C4" w:sz="6" w:space="2"/>
+        <w:top w:val="dotted" w:sz="6" w:space="2" w:color="4472C4"/>
       </w:pBdr>
       <w:spacing w:before="200" w:after="0"/>
       <w:outlineLvl w:val="3"/>
@@ -2234,17 +2039,17 @@
       <w:spacing w:val="10"/>
     </w:rPr>
   </w:style>
-  <w:style w:type="paragraph" w:styleId="berschrift5">
-    <w:name w:val="Heading 5"/>
-    <w:basedOn w:val="Standard"/>
-    <w:link w:val="Überschrift5Zchn"/>
+  <w:style w:type="paragraph" w:styleId="Heading5">
+    <w:name w:val="heading 5"/>
+    <w:basedOn w:val="Normal"/>
+    <w:link w:val="Heading5Char"/>
     <w:uiPriority w:val="9"/>
     <w:semiHidden/>
     <w:unhideWhenUsed/>
     <w:qFormat/>
     <w:pPr>
       <w:pBdr>
-        <w:bottom w:val="single" w:color="4472C4" w:sz="6" w:space="1"/>
+        <w:bottom w:val="single" w:sz="6" w:space="1" w:color="4472C4"/>
       </w:pBdr>
       <w:spacing w:before="200" w:after="0"/>
       <w:outlineLvl w:val="4"/>
@@ -2255,17 +2060,17 @@
       <w:spacing w:val="10"/>
     </w:rPr>
   </w:style>
-  <w:style w:type="paragraph" w:styleId="berschrift6">
-    <w:name w:val="Heading 6"/>
-    <w:basedOn w:val="Standard"/>
-    <w:link w:val="Überschrift6Zchn"/>
+  <w:style w:type="paragraph" w:styleId="Heading6">
+    <w:name w:val="heading 6"/>
+    <w:basedOn w:val="Normal"/>
+    <w:link w:val="Heading6Char"/>
     <w:uiPriority w:val="9"/>
     <w:semiHidden/>
     <w:unhideWhenUsed/>
     <w:qFormat/>
     <w:pPr>
       <w:pBdr>
-        <w:bottom w:val="dotted" w:color="4472C4" w:sz="6" w:space="1"/>
+        <w:bottom w:val="dotted" w:sz="6" w:space="1" w:color="4472C4"/>
       </w:pBdr>
       <w:spacing w:before="200" w:after="0"/>
       <w:outlineLvl w:val="5"/>
@@ -2276,10 +2081,10 @@
       <w:spacing w:val="10"/>
     </w:rPr>
   </w:style>
-  <w:style w:type="paragraph" w:styleId="berschrift7">
-    <w:name w:val="Heading 7"/>
-    <w:basedOn w:val="Standard"/>
-    <w:link w:val="Überschrift7Zchn"/>
+  <w:style w:type="paragraph" w:styleId="Heading7">
+    <w:name w:val="heading 7"/>
+    <w:basedOn w:val="Normal"/>
+    <w:link w:val="Heading7Char"/>
     <w:uiPriority w:val="9"/>
     <w:semiHidden/>
     <w:unhideWhenUsed/>
@@ -2294,10 +2099,10 @@
       <w:spacing w:val="10"/>
     </w:rPr>
   </w:style>
-  <w:style w:type="paragraph" w:styleId="berschrift8">
-    <w:name w:val="Heading 8"/>
-    <w:basedOn w:val="Standard"/>
-    <w:link w:val="Überschrift8Zchn"/>
+  <w:style w:type="paragraph" w:styleId="Heading8">
+    <w:name w:val="heading 8"/>
+    <w:basedOn w:val="Normal"/>
+    <w:link w:val="Heading8Char"/>
     <w:uiPriority w:val="9"/>
     <w:semiHidden/>
     <w:unhideWhenUsed/>
@@ -2313,10 +2118,10 @@
       <w:szCs w:val="18"/>
     </w:rPr>
   </w:style>
-  <w:style w:type="paragraph" w:styleId="berschrift9">
-    <w:name w:val="Heading 9"/>
-    <w:basedOn w:val="Standard"/>
-    <w:link w:val="Überschrift9Zchn"/>
+  <w:style w:type="paragraph" w:styleId="Heading9">
+    <w:name w:val="heading 9"/>
+    <w:basedOn w:val="Normal"/>
+    <w:link w:val="Heading9Char"/>
     <w:uiPriority w:val="9"/>
     <w:semiHidden/>
     <w:unhideWhenUsed/>
@@ -2334,14 +2139,13 @@
       <w:szCs w:val="18"/>
     </w:rPr>
   </w:style>
-  <w:style w:type="character" w:styleId="Absatz-Standardschriftart" w:default="1">
+  <w:style w:type="character" w:default="1" w:styleId="DefaultParagraphFont">
     <w:name w:val="Default Paragraph Font"/>
     <w:uiPriority w:val="1"/>
     <w:semiHidden/>
     <w:unhideWhenUsed/>
-    <w:rPr/>
-  </w:style>
-  <w:style w:type="table" w:styleId="NormaleTabelle" w:default="1">
+  </w:style>
+  <w:style w:type="table" w:default="1" w:styleId="TableNormal">
     <w:name w:val="Normal Table"/>
     <w:uiPriority w:val="99"/>
     <w:semiHidden/>
@@ -2356,16 +2160,16 @@
       </w:tblCellMar>
     </w:tblPr>
   </w:style>
-  <w:style w:type="numbering" w:styleId="KeineListe">
+  <w:style w:type="numbering" w:default="1" w:styleId="NoList">
     <w:name w:val="No List"/>
     <w:uiPriority w:val="99"/>
     <w:semiHidden/>
     <w:unhideWhenUsed/>
   </w:style>
-  <w:style w:type="paragraph" w:styleId="Kopfzeile">
-    <w:name w:val="Header"/>
-    <w:basedOn w:val="Standard"/>
-    <w:link w:val="KopfzeileZchn"/>
+  <w:style w:type="paragraph" w:styleId="Header">
+    <w:name w:val="header"/>
+    <w:basedOn w:val="Normal"/>
+    <w:link w:val="HeaderChar"/>
     <w:uiPriority w:val="99"/>
     <w:unhideWhenUsed/>
     <w:pPr>
@@ -2375,19 +2179,17 @@
       </w:tabs>
       <w:spacing w:after="0" w:line="240" w:lineRule="auto"/>
     </w:pPr>
-    <w:rPr/>
-  </w:style>
-  <w:style w:type="character" w:styleId="KopfzeileZchn" w:customStyle="1">
-    <w:name w:val="Kopfzeile Zchn"/>
-    <w:basedOn w:val="Absatz-Standardschriftart"/>
+  </w:style>
+  <w:style w:type="character" w:customStyle="1" w:styleId="HeaderChar">
+    <w:name w:val="Header Char"/>
+    <w:basedOn w:val="DefaultParagraphFont"/>
     <w:link w:val="Header"/>
     <w:uiPriority w:val="99"/>
-    <w:rPr/>
-  </w:style>
-  <w:style w:type="paragraph" w:styleId="Fuzeile">
-    <w:name w:val="Footer"/>
-    <w:basedOn w:val="Standard"/>
-    <w:link w:val="FußzeileZchn"/>
+  </w:style>
+  <w:style w:type="paragraph" w:styleId="Footer">
+    <w:name w:val="footer"/>
+    <w:basedOn w:val="Normal"/>
+    <w:link w:val="FooterChar"/>
     <w:uiPriority w:val="99"/>
     <w:unhideWhenUsed/>
     <w:pPr>
@@ -2397,18 +2199,16 @@
       </w:tabs>
       <w:spacing w:after="0" w:line="240" w:lineRule="auto"/>
     </w:pPr>
-    <w:rPr/>
-  </w:style>
-  <w:style w:type="character" w:styleId="FuzeileZchn" w:customStyle="1">
-    <w:name w:val="Fußzeile Zchn"/>
-    <w:basedOn w:val="Absatz-Standardschriftart"/>
+  </w:style>
+  <w:style w:type="character" w:customStyle="1" w:styleId="FooterChar">
+    <w:name w:val="Footer Char"/>
+    <w:basedOn w:val="DefaultParagraphFont"/>
     <w:link w:val="Footer"/>
     <w:uiPriority w:val="99"/>
-    <w:rPr/>
-  </w:style>
-  <w:style w:type="character" w:styleId="berschrift1Zchn" w:customStyle="1">
-    <w:name w:val="Überschrift 1 Zchn"/>
-    <w:basedOn w:val="Absatz-Standardschriftart"/>
+  </w:style>
+  <w:style w:type="character" w:customStyle="1" w:styleId="Heading1Char">
+    <w:name w:val="Heading 1 Char"/>
+    <w:basedOn w:val="DefaultParagraphFont"/>
     <w:link w:val="Heading1"/>
     <w:uiPriority w:val="9"/>
     <w:rPr>
@@ -2420,9 +2220,9 @@
       <w:shd w:val="clear" w:color="auto" w:fill="4472C4"/>
     </w:rPr>
   </w:style>
-  <w:style w:type="character" w:styleId="berschrift2Zchn" w:customStyle="1">
-    <w:name w:val="Überschrift 2 Zchn"/>
-    <w:basedOn w:val="Absatz-Standardschriftart"/>
+  <w:style w:type="character" w:customStyle="1" w:styleId="Heading2Char">
+    <w:name w:val="Heading 2 Char"/>
+    <w:basedOn w:val="DefaultParagraphFont"/>
     <w:link w:val="Heading2"/>
     <w:uiPriority w:val="9"/>
     <w:rPr>
@@ -2431,9 +2231,9 @@
       <w:shd w:val="clear" w:color="auto" w:fill="D9E2F3"/>
     </w:rPr>
   </w:style>
-  <w:style w:type="character" w:styleId="berschrift3Zchn" w:customStyle="1">
-    <w:name w:val="Überschrift 3 Zchn"/>
-    <w:basedOn w:val="Absatz-Standardschriftart"/>
+  <w:style w:type="character" w:customStyle="1" w:styleId="Heading3Char">
+    <w:name w:val="Heading 3 Char"/>
+    <w:basedOn w:val="DefaultParagraphFont"/>
     <w:link w:val="Heading3"/>
     <w:uiPriority w:val="9"/>
     <w:rPr>
@@ -2442,9 +2242,9 @@
       <w:spacing w:val="15"/>
     </w:rPr>
   </w:style>
-  <w:style w:type="character" w:styleId="berschrift4Zchn" w:customStyle="1">
-    <w:name w:val="Überschrift 4 Zchn"/>
-    <w:basedOn w:val="Absatz-Standardschriftart"/>
+  <w:style w:type="character" w:customStyle="1" w:styleId="Heading4Char">
+    <w:name w:val="Heading 4 Char"/>
+    <w:basedOn w:val="DefaultParagraphFont"/>
     <w:link w:val="Heading4"/>
     <w:uiPriority w:val="9"/>
     <w:semiHidden/>
@@ -2454,9 +2254,9 @@
       <w:spacing w:val="10"/>
     </w:rPr>
   </w:style>
-  <w:style w:type="character" w:styleId="berschrift5Zchn" w:customStyle="1">
-    <w:name w:val="Überschrift 5 Zchn"/>
-    <w:basedOn w:val="Absatz-Standardschriftart"/>
+  <w:style w:type="character" w:customStyle="1" w:styleId="Heading5Char">
+    <w:name w:val="Heading 5 Char"/>
+    <w:basedOn w:val="DefaultParagraphFont"/>
     <w:link w:val="Heading5"/>
     <w:uiPriority w:val="9"/>
     <w:semiHidden/>
@@ -2466,9 +2266,9 @@
       <w:spacing w:val="10"/>
     </w:rPr>
   </w:style>
-  <w:style w:type="character" w:styleId="berschrift6Zchn" w:customStyle="1">
-    <w:name w:val="Überschrift 6 Zchn"/>
-    <w:basedOn w:val="Absatz-Standardschriftart"/>
+  <w:style w:type="character" w:customStyle="1" w:styleId="Heading6Char">
+    <w:name w:val="Heading 6 Char"/>
+    <w:basedOn w:val="DefaultParagraphFont"/>
     <w:link w:val="Heading6"/>
     <w:uiPriority w:val="9"/>
     <w:semiHidden/>
@@ -2478,9 +2278,9 @@
       <w:spacing w:val="10"/>
     </w:rPr>
   </w:style>
-  <w:style w:type="character" w:styleId="berschrift7Zchn" w:customStyle="1">
-    <w:name w:val="Überschrift 7 Zchn"/>
-    <w:basedOn w:val="Absatz-Standardschriftart"/>
+  <w:style w:type="character" w:customStyle="1" w:styleId="Heading7Char">
+    <w:name w:val="Heading 7 Char"/>
+    <w:basedOn w:val="DefaultParagraphFont"/>
     <w:link w:val="Heading7"/>
     <w:uiPriority w:val="9"/>
     <w:semiHidden/>
@@ -2490,9 +2290,9 @@
       <w:spacing w:val="10"/>
     </w:rPr>
   </w:style>
-  <w:style w:type="character" w:styleId="berschrift8Zchn" w:customStyle="1">
-    <w:name w:val="Überschrift 8 Zchn"/>
-    <w:basedOn w:val="Absatz-Standardschriftart"/>
+  <w:style w:type="character" w:customStyle="1" w:styleId="Heading8Char">
+    <w:name w:val="Heading 8 Char"/>
+    <w:basedOn w:val="DefaultParagraphFont"/>
     <w:link w:val="Heading8"/>
     <w:uiPriority w:val="9"/>
     <w:semiHidden/>
@@ -2503,9 +2303,9 @@
       <w:szCs w:val="18"/>
     </w:rPr>
   </w:style>
-  <w:style w:type="character" w:styleId="berschrift9Zchn" w:customStyle="1">
-    <w:name w:val="Überschrift 9 Zchn"/>
-    <w:basedOn w:val="Absatz-Standardschriftart"/>
+  <w:style w:type="character" w:customStyle="1" w:styleId="Heading9Char">
+    <w:name w:val="Heading 9 Char"/>
+    <w:basedOn w:val="DefaultParagraphFont"/>
     <w:link w:val="Heading9"/>
     <w:uiPriority w:val="9"/>
     <w:semiHidden/>
@@ -2518,16 +2318,13 @@
       <w:szCs w:val="18"/>
     </w:rPr>
   </w:style>
-  <w:style w:type="paragraph" w:styleId="Beschriftung">
-    <w:name w:val="Caption"/>
-    <w:basedOn w:val="Standard"/>
+  <w:style w:type="paragraph" w:styleId="Caption">
+    <w:name w:val="caption"/>
+    <w:basedOn w:val="Normal"/>
     <w:uiPriority w:val="35"/>
     <w:semiHidden/>
     <w:unhideWhenUsed/>
     <w:qFormat/>
-    <w:pPr>
-      <w:spacing/>
-    </w:pPr>
     <w:rPr>
       <w:b/>
       <w:bCs/>
@@ -2536,17 +2333,17 @@
       <w:szCs w:val="16"/>
     </w:rPr>
   </w:style>
-  <w:style w:type="paragraph" w:styleId="Titel">
+  <w:style w:type="paragraph" w:styleId="Title">
     <w:name w:val="Title"/>
-    <w:basedOn w:val="Standard"/>
-    <w:link w:val="TitelZchn"/>
+    <w:basedOn w:val="Normal"/>
+    <w:link w:val="TitleChar"/>
     <w:uiPriority w:val="10"/>
     <w:qFormat/>
     <w:pPr>
       <w:spacing w:before="0" w:after="0"/>
     </w:pPr>
     <w:rPr>
-      <w:rFonts w:asciiTheme="majorHAnsi" w:hAnsiTheme="majorHAnsi" w:eastAsiaTheme="majorEastAsia" w:cstheme="majorBidi"/>
+      <w:rFonts w:asciiTheme="majorHAnsi" w:eastAsiaTheme="majorEastAsia" w:hAnsiTheme="majorHAnsi" w:cstheme="majorBidi"/>
       <w:caps/>
       <w:color w:val="4472C4"/>
       <w:spacing w:val="10"/>
@@ -2554,13 +2351,13 @@
       <w:szCs w:val="52"/>
     </w:rPr>
   </w:style>
-  <w:style w:type="character" w:styleId="TitelZchn" w:customStyle="1">
-    <w:name w:val="Titel Zchn"/>
-    <w:basedOn w:val="Absatz-Standardschriftart"/>
+  <w:style w:type="character" w:customStyle="1" w:styleId="TitleChar">
+    <w:name w:val="Title Char"/>
+    <w:basedOn w:val="DefaultParagraphFont"/>
     <w:link w:val="Title"/>
     <w:uiPriority w:val="10"/>
     <w:rPr>
-      <w:rFonts w:asciiTheme="majorHAnsi" w:hAnsiTheme="majorHAnsi" w:eastAsiaTheme="majorEastAsia" w:cstheme="majorBidi"/>
+      <w:rFonts w:asciiTheme="majorHAnsi" w:eastAsiaTheme="majorEastAsia" w:hAnsiTheme="majorHAnsi" w:cstheme="majorBidi"/>
       <w:caps/>
       <w:color w:val="4472C4"/>
       <w:spacing w:val="10"/>
@@ -2568,10 +2365,10 @@
       <w:szCs w:val="52"/>
     </w:rPr>
   </w:style>
-  <w:style w:type="paragraph" w:styleId="Untertitel">
+  <w:style w:type="paragraph" w:styleId="Subtitle">
     <w:name w:val="Subtitle"/>
-    <w:basedOn w:val="Standard"/>
-    <w:link w:val="UntertitelZchn"/>
+    <w:basedOn w:val="Normal"/>
+    <w:link w:val="SubtitleChar"/>
     <w:uiPriority w:val="11"/>
     <w:qFormat/>
     <w:pPr>
@@ -2585,9 +2382,9 @@
       <w:szCs w:val="21"/>
     </w:rPr>
   </w:style>
-  <w:style w:type="character" w:styleId="UntertitelZchn" w:customStyle="1">
-    <w:name w:val="Untertitel Zchn"/>
-    <w:basedOn w:val="Absatz-Standardschriftart"/>
+  <w:style w:type="character" w:customStyle="1" w:styleId="SubtitleChar">
+    <w:name w:val="Subtitle Char"/>
+    <w:basedOn w:val="DefaultParagraphFont"/>
     <w:link w:val="Subtitle"/>
     <w:uiPriority w:val="11"/>
     <w:rPr>
@@ -2598,9 +2395,9 @@
       <w:szCs w:val="21"/>
     </w:rPr>
   </w:style>
-  <w:style w:type="character" w:styleId="Fett">
+  <w:style w:type="character" w:styleId="Strong">
     <w:name w:val="Strong"/>
-    <w:basedOn w:val="Absatz-Standardschriftart"/>
+    <w:basedOn w:val="DefaultParagraphFont"/>
     <w:uiPriority w:val="22"/>
     <w:qFormat/>
     <w:rPr>
@@ -2608,9 +2405,9 @@
       <w:bCs/>
     </w:rPr>
   </w:style>
-  <w:style w:type="character" w:styleId="Hervorhebung">
+  <w:style w:type="character" w:styleId="Emphasis">
     <w:name w:val="Emphasis"/>
-    <w:basedOn w:val="Absatz-Standardschriftart"/>
+    <w:basedOn w:val="DefaultParagraphFont"/>
     <w:uiPriority w:val="20"/>
     <w:qFormat/>
     <w:rPr>
@@ -2619,24 +2416,20 @@
       <w:spacing w:val="5"/>
     </w:rPr>
   </w:style>
-  <w:style w:type="paragraph" w:styleId="KeinLeerraum" w:customStyle="1">
-    <w:name w:val="No Spacing"/>
+  <w:style w:type="paragraph" w:customStyle="1" w:styleId="NoSpacing1">
+    <w:name w:val="No Spacing1"/>
     <w:uiPriority w:val="1"/>
     <w:qFormat/>
     <w:pPr>
       <w:spacing w:after="0" w:line="240" w:lineRule="auto"/>
     </w:pPr>
-    <w:rPr/>
-  </w:style>
-  <w:style w:type="paragraph" w:styleId="Zitat">
+  </w:style>
+  <w:style w:type="paragraph" w:styleId="Quote">
     <w:name w:val="Quote"/>
-    <w:basedOn w:val="Standard"/>
-    <w:link w:val="ZitatZchn"/>
+    <w:basedOn w:val="Normal"/>
+    <w:link w:val="QuoteChar"/>
     <w:uiPriority w:val="29"/>
     <w:qFormat/>
-    <w:pPr>
-      <w:spacing/>
-    </w:pPr>
     <w:rPr>
       <w:i/>
       <w:iCs/>
@@ -2644,9 +2437,9 @@
       <w:szCs w:val="24"/>
     </w:rPr>
   </w:style>
-  <w:style w:type="character" w:styleId="ZitatZchn" w:customStyle="1">
-    <w:name w:val="Zitat Zchn"/>
-    <w:basedOn w:val="Absatz-Standardschriftart"/>
+  <w:style w:type="character" w:customStyle="1" w:styleId="QuoteChar">
+    <w:name w:val="Quote Char"/>
+    <w:basedOn w:val="DefaultParagraphFont"/>
     <w:link w:val="Quote"/>
     <w:uiPriority w:val="29"/>
     <w:rPr>
@@ -2656,10 +2449,10 @@
       <w:szCs w:val="24"/>
     </w:rPr>
   </w:style>
-  <w:style w:type="paragraph" w:styleId="IntensivesZitat" w:customStyle="1">
-    <w:name w:val="Intense Quote"/>
-    <w:basedOn w:val="Standard"/>
-    <w:link w:val="IntensivesZitatZchn"/>
+  <w:style w:type="paragraph" w:customStyle="1" w:styleId="IntenseQuote1">
+    <w:name w:val="Intense Quote1"/>
+    <w:basedOn w:val="Normal"/>
+    <w:link w:val="IntenseQuoteChar"/>
     <w:uiPriority w:val="30"/>
     <w:qFormat/>
     <w:pPr>
@@ -2673,10 +2466,10 @@
       <w:szCs w:val="24"/>
     </w:rPr>
   </w:style>
-  <w:style w:type="character" w:styleId="IntensivesZitatZchn" w:customStyle="1">
-    <w:name w:val="Intensives Zitat Zchn"/>
-    <w:basedOn w:val="Absatz-Standardschriftart"/>
-    <w:link w:val="IntenseQuote"/>
+  <w:style w:type="character" w:customStyle="1" w:styleId="IntenseQuoteChar">
+    <w:name w:val="Intense Quote Char"/>
+    <w:basedOn w:val="DefaultParagraphFont"/>
+    <w:link w:val="IntenseQuote1"/>
     <w:uiPriority w:val="30"/>
     <w:rPr>
       <w:color w:val="4472C4"/>
@@ -2684,9 +2477,9 @@
       <w:szCs w:val="24"/>
     </w:rPr>
   </w:style>
-  <w:style w:type="character" w:styleId="SchwacheHervorhebung" w:customStyle="1">
-    <w:name w:val="Subtle Emphasis"/>
-    <w:basedOn w:val="Absatz-Standardschriftart"/>
+  <w:style w:type="character" w:customStyle="1" w:styleId="SubtleEmphasis1">
+    <w:name w:val="Subtle Emphasis1"/>
+    <w:basedOn w:val="DefaultParagraphFont"/>
     <w:uiPriority w:val="19"/>
     <w:qFormat/>
     <w:rPr>
@@ -2695,9 +2488,9 @@
       <w:color w:val="1F3763"/>
     </w:rPr>
   </w:style>
-  <w:style w:type="character" w:styleId="IntensiveHervorhebung" w:customStyle="1">
-    <w:name w:val="Intense Emphasis"/>
-    <w:basedOn w:val="Absatz-Standardschriftart"/>
+  <w:style w:type="character" w:customStyle="1" w:styleId="IntenseEmphasis1">
+    <w:name w:val="Intense Emphasis1"/>
+    <w:basedOn w:val="DefaultParagraphFont"/>
     <w:uiPriority w:val="21"/>
     <w:qFormat/>
     <w:rPr>
@@ -2708,9 +2501,9 @@
       <w:spacing w:val="10"/>
     </w:rPr>
   </w:style>
-  <w:style w:type="character" w:styleId="SchwacherVerweis" w:customStyle="1">
-    <w:name w:val="Subtle Reference"/>
-    <w:basedOn w:val="Absatz-Standardschriftart"/>
+  <w:style w:type="character" w:customStyle="1" w:styleId="SubtleReference1">
+    <w:name w:val="Subtle Reference1"/>
+    <w:basedOn w:val="DefaultParagraphFont"/>
     <w:uiPriority w:val="31"/>
     <w:qFormat/>
     <w:rPr>
@@ -2719,9 +2512,9 @@
       <w:color w:val="4472C4"/>
     </w:rPr>
   </w:style>
-  <w:style w:type="character" w:styleId="IntensiverVerweis" w:customStyle="1">
-    <w:name w:val="Intense Reference"/>
-    <w:basedOn w:val="Absatz-Standardschriftart"/>
+  <w:style w:type="character" w:customStyle="1" w:styleId="IntenseReference1">
+    <w:name w:val="Intense Reference1"/>
+    <w:basedOn w:val="DefaultParagraphFont"/>
     <w:uiPriority w:val="32"/>
     <w:qFormat/>
     <w:rPr>
@@ -2733,9 +2526,9 @@
       <w:color w:val="4472C4"/>
     </w:rPr>
   </w:style>
-  <w:style w:type="character" w:styleId="Buchtitel" w:customStyle="1">
-    <w:name w:val="Book Title"/>
-    <w:basedOn w:val="Absatz-Standardschriftart"/>
+  <w:style w:type="character" w:customStyle="1" w:styleId="BookTitle1">
+    <w:name w:val="Book Title1"/>
+    <w:basedOn w:val="DefaultParagraphFont"/>
     <w:uiPriority w:val="33"/>
     <w:qFormat/>
     <w:rPr>
@@ -2746,21 +2539,17 @@
       <w:spacing w:val="0"/>
     </w:rPr>
   </w:style>
-  <w:style w:type="paragraph" w:styleId="Inhaltsverzeichnisberschrift" w:customStyle="1">
-    <w:name w:val="TOC Heading"/>
-    <w:basedOn w:val="berschrift1"/>
+  <w:style w:type="paragraph" w:customStyle="1" w:styleId="TOCHeading1">
+    <w:name w:val="TOC Heading1"/>
+    <w:basedOn w:val="Heading1"/>
     <w:uiPriority w:val="39"/>
     <w:semiHidden/>
     <w:unhideWhenUsed/>
     <w:qFormat/>
-    <w:pPr>
-      <w:spacing/>
-    </w:pPr>
-    <w:rPr/>
-  </w:style>
-  <w:style w:type="table" w:styleId="Tabellenraster">
+  </w:style>
+  <w:style w:type="table" w:styleId="TableGrid">
     <w:name w:val="Table Grid"/>
-    <w:basedOn w:val="NormaleTabelle"/>
+    <w:basedOn w:val="TableNormal"/>
     <w:uiPriority w:val="39"/>
     <w:pPr>
       <w:spacing w:before="0" w:after="0" w:line="240" w:lineRule="auto"/>
@@ -2768,12 +2557,12 @@
     </w:pPr>
     <w:tblPr>
       <w:tblBorders>
-        <w:top w:val="wave" w:color="70AD47" w:sz="6" w:space="0"/>
-        <w:left w:val="wave" w:color="70AD47" w:sz="6" w:space="0"/>
-        <w:bottom w:val="wave" w:color="70AD47" w:sz="6" w:space="0"/>
-        <w:right w:val="wave" w:color="70AD47" w:sz="6" w:space="0"/>
-        <w:insideH w:val="wave" w:color="70AD47" w:sz="6" w:space="0"/>
-        <w:insideV w:val="wave" w:color="70AD47" w:sz="6" w:space="0"/>
+        <w:top w:val="wave" w:sz="6" w:space="0" w:color="70AD47"/>
+        <w:left w:val="wave" w:sz="6" w:space="0" w:color="70AD47"/>
+        <w:bottom w:val="wave" w:sz="6" w:space="0" w:color="70AD47"/>
+        <w:right w:val="wave" w:sz="6" w:space="0" w:color="70AD47"/>
+        <w:insideH w:val="wave" w:sz="6" w:space="0" w:color="70AD47"/>
+        <w:insideV w:val="wave" w:sz="6" w:space="0" w:color="70AD47"/>
       </w:tblBorders>
     </w:tblPr>
     <w:tcPr>
@@ -2781,26 +2570,29 @@
       <w:vAlign w:val="bottom"/>
     </w:tcPr>
   </w:style>
-  <w:style w:type="paragraph" w:styleId="Listenabsatz">
+  <w:style w:type="paragraph" w:styleId="ListParagraph">
     <w:name w:val="List Paragraph"/>
-    <w:basedOn w:val="Standard"/>
+    <w:basedOn w:val="Normal"/>
     <w:uiPriority w:val="34"/>
     <w:qFormat/>
     <w:pPr>
-      <w:spacing/>
       <w:ind w:left="720"/>
       <w:contextualSpacing/>
     </w:pPr>
-    <w:rPr/>
-  </w:style>
-  <w:style w:type="paragraph" w:styleId="Normal(Web)">
+  </w:style>
+  <w:style w:type="paragraph" w:styleId="NormalWeb">
     <w:name w:val="Normal (Web)"/>
-    <w:basedOn w:val="Standard"/>
-    <w:pPr>
-      <w:spacing/>
-    </w:pPr>
+    <w:basedOn w:val="Normal"/>
     <w:rPr>
       <w:sz w:val="24"/>
+    </w:rPr>
+  </w:style>
+  <w:style w:type="character" w:styleId="Hyperlink">
+    <w:name w:val="Hyperlink"/>
+    <w:basedOn w:val="DefaultParagraphFont"/>
+    <w:rPr>
+      <w:color w:val="0000FF"/>
+      <w:u w:val="single"/>
     </w:rPr>
   </w:style>
 </w:styles>
@@ -3094,9 +2886,9 @@
       </a:bgFillStyleLst>
     </a:fmtScheme>
   </a:themeElements>
-  <a:objectDefaults xmlns:a="http://schemas.openxmlformats.org/drawingml/2006/main"/>
-  <a:extraClrSchemeLst xmlns:a="http://schemas.openxmlformats.org/drawingml/2006/main"/>
-  <a:extLst xmlns:a="http://schemas.openxmlformats.org/drawingml/2006/main">
+  <a:objectDefaults/>
+  <a:extraClrSchemeLst/>
+  <a:extLst>
     <a:ext uri="{05A4C25C-085E-4340-85A3-A5531E510DB2}">
       <thm15:themeFamily xmlns:thm15="http://schemas.microsoft.com/office/thememl/2012/main" name="Office Theme" id="{62F939B6-93AF-4DB8-9C6B-D6C7DFDC589F}" vid="{4A3C46E8-61CC-4603-A589-7422A47A8E4A}"/>
     </a:ext>
